--- a/outputs/tables/Table8_CrossMarket_Summary.docx
+++ b/outputs/tables/Table8_CrossMarket_Summary.docx
@@ -268,7 +268,7 @@
                 <w:rFonts w:ascii="Times New Roman" w:hAnsi="Times New Roman"/>
                 <w:sz w:val="20"/>
               </w:rPr>
-              <w:t>+19.91</w:t>
+              <w:t>\textbf{+19.91}</w:t>
             </w:r>
           </w:p>
         </w:tc>
@@ -282,7 +282,7 @@
                 <w:rFonts w:ascii="Times New Roman" w:hAnsi="Times New Roman"/>
                 <w:sz w:val="20"/>
               </w:rPr>
-              <w:t>+36.96</w:t>
+              <w:t>\textbf{+36.96}</w:t>
             </w:r>
           </w:p>
         </w:tc>
@@ -410,6 +410,374 @@
                 <w:rFonts w:ascii="Times New Roman" w:hAnsi="Times New Roman"/>
                 <w:sz w:val="20"/>
               </w:rPr>
+              <w:t>ARCH-LSTM</w:t>
+            </w:r>
+          </w:p>
+        </w:tc>
+        <w:tc>
+          <w:tcPr>
+            <w:tcW w:type="dxa" w:w="665"/>
+          </w:tcPr>
+          <w:p>
+            <w:r>
+              <w:rPr>
+                <w:rFonts w:ascii="Times New Roman" w:hAnsi="Times New Roman"/>
+                <w:sz w:val="20"/>
+              </w:rPr>
+              <w:t>-2.51</w:t>
+            </w:r>
+          </w:p>
+        </w:tc>
+        <w:tc>
+          <w:tcPr>
+            <w:tcW w:type="dxa" w:w="665"/>
+          </w:tcPr>
+          <w:p>
+            <w:r>
+              <w:rPr>
+                <w:rFonts w:ascii="Times New Roman" w:hAnsi="Times New Roman"/>
+                <w:sz w:val="20"/>
+              </w:rPr>
+              <w:t>+5.53</w:t>
+            </w:r>
+          </w:p>
+        </w:tc>
+        <w:tc>
+          <w:tcPr>
+            <w:tcW w:type="dxa" w:w="665"/>
+          </w:tcPr>
+          <w:p>
+            <w:r>
+              <w:rPr>
+                <w:rFonts w:ascii="Times New Roman" w:hAnsi="Times New Roman"/>
+                <w:sz w:val="20"/>
+              </w:rPr>
+              <w:t>+124.51</w:t>
+            </w:r>
+          </w:p>
+        </w:tc>
+        <w:tc>
+          <w:tcPr>
+            <w:tcW w:type="dxa" w:w="665"/>
+          </w:tcPr>
+          <w:p>
+            <w:r>
+              <w:rPr>
+                <w:rFonts w:ascii="Times New Roman" w:hAnsi="Times New Roman"/>
+                <w:sz w:val="20"/>
+              </w:rPr>
+              <w:t>+28.36</w:t>
+            </w:r>
+          </w:p>
+        </w:tc>
+        <w:tc>
+          <w:tcPr>
+            <w:tcW w:type="dxa" w:w="665"/>
+          </w:tcPr>
+          <w:p>
+            <w:r>
+              <w:rPr>
+                <w:rFonts w:ascii="Times New Roman" w:hAnsi="Times New Roman"/>
+                <w:sz w:val="20"/>
+              </w:rPr>
+              <w:t>+9.79</w:t>
+            </w:r>
+          </w:p>
+        </w:tc>
+        <w:tc>
+          <w:tcPr>
+            <w:tcW w:type="dxa" w:w="665"/>
+          </w:tcPr>
+          <w:p>
+            <w:r>
+              <w:rPr>
+                <w:rFonts w:ascii="Times New Roman" w:hAnsi="Times New Roman"/>
+                <w:sz w:val="20"/>
+              </w:rPr>
+              <w:t>+6.46</w:t>
+            </w:r>
+          </w:p>
+        </w:tc>
+        <w:tc>
+          <w:tcPr>
+            <w:tcW w:type="dxa" w:w="665"/>
+          </w:tcPr>
+          <w:p>
+            <w:r>
+              <w:rPr>
+                <w:rFonts w:ascii="Times New Roman" w:hAnsi="Times New Roman"/>
+                <w:sz w:val="20"/>
+              </w:rPr>
+              <w:t>+16.70</w:t>
+            </w:r>
+          </w:p>
+        </w:tc>
+        <w:tc>
+          <w:tcPr>
+            <w:tcW w:type="dxa" w:w="665"/>
+          </w:tcPr>
+          <w:p>
+            <w:r>
+              <w:rPr>
+                <w:rFonts w:ascii="Times New Roman" w:hAnsi="Times New Roman"/>
+                <w:sz w:val="20"/>
+              </w:rPr>
+              <w:t>+18.14</w:t>
+            </w:r>
+          </w:p>
+        </w:tc>
+        <w:tc>
+          <w:tcPr>
+            <w:tcW w:type="dxa" w:w="665"/>
+          </w:tcPr>
+          <w:p>
+            <w:r>
+              <w:rPr>
+                <w:rFonts w:ascii="Times New Roman" w:hAnsi="Times New Roman"/>
+                <w:sz w:val="20"/>
+              </w:rPr>
+              <w:t>+6.40</w:t>
+            </w:r>
+          </w:p>
+        </w:tc>
+        <w:tc>
+          <w:tcPr>
+            <w:tcW w:type="dxa" w:w="665"/>
+          </w:tcPr>
+          <w:p>
+            <w:r>
+              <w:rPr>
+                <w:rFonts w:ascii="Times New Roman" w:hAnsi="Times New Roman"/>
+                <w:sz w:val="20"/>
+              </w:rPr>
+              <w:t>-5.28</w:t>
+            </w:r>
+          </w:p>
+        </w:tc>
+        <w:tc>
+          <w:tcPr>
+            <w:tcW w:type="dxa" w:w="665"/>
+          </w:tcPr>
+          <w:p>
+            <w:r>
+              <w:rPr>
+                <w:rFonts w:ascii="Times New Roman" w:hAnsi="Times New Roman"/>
+                <w:sz w:val="20"/>
+              </w:rPr>
+              <w:t>+42.59</w:t>
+            </w:r>
+          </w:p>
+        </w:tc>
+        <w:tc>
+          <w:tcPr>
+            <w:tcW w:type="dxa" w:w="665"/>
+          </w:tcPr>
+          <w:p>
+            <w:r>
+              <w:rPr>
+                <w:rFonts w:ascii="Times New Roman" w:hAnsi="Times New Roman"/>
+                <w:sz w:val="20"/>
+              </w:rPr>
+              <w:t>+15.46</w:t>
+            </w:r>
+          </w:p>
+        </w:tc>
+      </w:tr>
+      <w:tr>
+        <w:tc>
+          <w:tcPr>
+            <w:tcW w:type="dxa" w:w="665"/>
+          </w:tcPr>
+          <w:p>
+            <w:r>
+              <w:rPr>
+                <w:rFonts w:ascii="Times New Roman" w:hAnsi="Times New Roman"/>
+                <w:sz w:val="20"/>
+              </w:rPr>
+              <w:t>CNN-LSTM</w:t>
+            </w:r>
+          </w:p>
+        </w:tc>
+        <w:tc>
+          <w:tcPr>
+            <w:tcW w:type="dxa" w:w="665"/>
+          </w:tcPr>
+          <w:p>
+            <w:r>
+              <w:rPr>
+                <w:rFonts w:ascii="Times New Roman" w:hAnsi="Times New Roman"/>
+                <w:sz w:val="20"/>
+              </w:rPr>
+              <w:t>\underline{-6.57}</w:t>
+            </w:r>
+          </w:p>
+        </w:tc>
+        <w:tc>
+          <w:tcPr>
+            <w:tcW w:type="dxa" w:w="665"/>
+          </w:tcPr>
+          <w:p>
+            <w:r>
+              <w:rPr>
+                <w:rFonts w:ascii="Times New Roman" w:hAnsi="Times New Roman"/>
+                <w:sz w:val="20"/>
+              </w:rPr>
+              <w:t>\underline{-6.18}</w:t>
+            </w:r>
+          </w:p>
+        </w:tc>
+        <w:tc>
+          <w:tcPr>
+            <w:tcW w:type="dxa" w:w="665"/>
+          </w:tcPr>
+          <w:p>
+            <w:r>
+              <w:rPr>
+                <w:rFonts w:ascii="Times New Roman" w:hAnsi="Times New Roman"/>
+                <w:sz w:val="20"/>
+              </w:rPr>
+              <w:t>-3.64</w:t>
+            </w:r>
+          </w:p>
+        </w:tc>
+        <w:tc>
+          <w:tcPr>
+            <w:tcW w:type="dxa" w:w="665"/>
+          </w:tcPr>
+          <w:p>
+            <w:r>
+              <w:rPr>
+                <w:rFonts w:ascii="Times New Roman" w:hAnsi="Times New Roman"/>
+                <w:sz w:val="20"/>
+              </w:rPr>
+              <w:t>-6.12</w:t>
+            </w:r>
+          </w:p>
+        </w:tc>
+        <w:tc>
+          <w:tcPr>
+            <w:tcW w:type="dxa" w:w="665"/>
+          </w:tcPr>
+          <w:p>
+            <w:r>
+              <w:rPr>
+                <w:rFonts w:ascii="Times New Roman" w:hAnsi="Times New Roman"/>
+                <w:sz w:val="20"/>
+              </w:rPr>
+              <w:t>-2.41</w:t>
+            </w:r>
+          </w:p>
+        </w:tc>
+        <w:tc>
+          <w:tcPr>
+            <w:tcW w:type="dxa" w:w="665"/>
+          </w:tcPr>
+          <w:p>
+            <w:r>
+              <w:rPr>
+                <w:rFonts w:ascii="Times New Roman" w:hAnsi="Times New Roman"/>
+                <w:sz w:val="20"/>
+              </w:rPr>
+              <w:t>-6.75</w:t>
+            </w:r>
+          </w:p>
+        </w:tc>
+        <w:tc>
+          <w:tcPr>
+            <w:tcW w:type="dxa" w:w="665"/>
+          </w:tcPr>
+          <w:p>
+            <w:r>
+              <w:rPr>
+                <w:rFonts w:ascii="Times New Roman" w:hAnsi="Times New Roman"/>
+                <w:sz w:val="20"/>
+              </w:rPr>
+              <w:t>-2.23</w:t>
+            </w:r>
+          </w:p>
+        </w:tc>
+        <w:tc>
+          <w:tcPr>
+            <w:tcW w:type="dxa" w:w="665"/>
+          </w:tcPr>
+          <w:p>
+            <w:r>
+              <w:rPr>
+                <w:rFonts w:ascii="Times New Roman" w:hAnsi="Times New Roman"/>
+                <w:sz w:val="20"/>
+              </w:rPr>
+              <w:t>+7.72</w:t>
+            </w:r>
+          </w:p>
+        </w:tc>
+        <w:tc>
+          <w:tcPr>
+            <w:tcW w:type="dxa" w:w="665"/>
+          </w:tcPr>
+          <w:p>
+            <w:r>
+              <w:rPr>
+                <w:rFonts w:ascii="Times New Roman" w:hAnsi="Times New Roman"/>
+                <w:sz w:val="20"/>
+              </w:rPr>
+              <w:t>—</w:t>
+            </w:r>
+          </w:p>
+        </w:tc>
+        <w:tc>
+          <w:tcPr>
+            <w:tcW w:type="dxa" w:w="665"/>
+          </w:tcPr>
+          <w:p>
+            <w:r>
+              <w:rPr>
+                <w:rFonts w:ascii="Times New Roman" w:hAnsi="Times New Roman"/>
+                <w:sz w:val="20"/>
+              </w:rPr>
+              <w:t>—</w:t>
+            </w:r>
+          </w:p>
+        </w:tc>
+        <w:tc>
+          <w:tcPr>
+            <w:tcW w:type="dxa" w:w="665"/>
+          </w:tcPr>
+          <w:p>
+            <w:r>
+              <w:rPr>
+                <w:rFonts w:ascii="Times New Roman" w:hAnsi="Times New Roman"/>
+                <w:sz w:val="20"/>
+              </w:rPr>
+              <w:t>—</w:t>
+            </w:r>
+          </w:p>
+        </w:tc>
+        <w:tc>
+          <w:tcPr>
+            <w:tcW w:type="dxa" w:w="665"/>
+          </w:tcPr>
+          <w:p>
+            <w:r>
+              <w:rPr>
+                <w:rFonts w:ascii="Times New Roman" w:hAnsi="Times New Roman"/>
+                <w:sz w:val="20"/>
+              </w:rPr>
+              <w:t>—</w:t>
+            </w:r>
+          </w:p>
+        </w:tc>
+      </w:tr>
+      <w:tr>
+        <w:tc>
+          <w:tcPr>
+            <w:tcW w:type="dxa" w:w="665"/>
+          </w:tcPr>
+          <w:p>
+            <w:r>
+              <w:rPr>
+                <w:rFonts w:ascii="Times New Roman" w:hAnsi="Times New Roman"/>
+                <w:sz w:val="20"/>
+              </w:rPr>
               <w:t>Constant (unconditional variance)</w:t>
             </w:r>
           </w:p>
@@ -452,7 +820,7 @@
                 <w:rFonts w:ascii="Times New Roman" w:hAnsi="Times New Roman"/>
                 <w:sz w:val="20"/>
               </w:rPr>
-              <w:t>+7.90</w:t>
+              <w:t>\textbf{+7.90}</w:t>
             </w:r>
           </w:p>
         </w:tc>
@@ -466,7 +834,7 @@
                 <w:rFonts w:ascii="Times New Roman" w:hAnsi="Times New Roman"/>
                 <w:sz w:val="20"/>
               </w:rPr>
-              <w:t>+21.79</w:t>
+              <w:t>\textbf{+21.79}</w:t>
             </w:r>
           </w:p>
         </w:tc>
@@ -536,7 +904,7 @@
                 <w:rFonts w:ascii="Times New Roman" w:hAnsi="Times New Roman"/>
                 <w:sz w:val="20"/>
               </w:rPr>
-              <w:t>\textbf{+5.12}</w:t>
+              <w:t>+5.12</w:t>
             </w:r>
           </w:p>
         </w:tc>
@@ -550,7 +918,7 @@
                 <w:rFonts w:ascii="Times New Roman" w:hAnsi="Times New Roman"/>
                 <w:sz w:val="20"/>
               </w:rPr>
-              <w:t>\textbf{-11.47}</w:t>
+              <w:t>-11.47</w:t>
             </w:r>
           </w:p>
         </w:tc>
@@ -792,7 +1160,7 @@
                 <w:rFonts w:ascii="Times New Roman" w:hAnsi="Times New Roman"/>
                 <w:sz w:val="20"/>
               </w:rPr>
-              <w:t>-1.00</w:t>
+              <w:t>\underline{-1.00}</w:t>
             </w:r>
           </w:p>
         </w:tc>
@@ -806,7 +1174,7 @@
                 <w:rFonts w:ascii="Times New Roman" w:hAnsi="Times New Roman"/>
                 <w:sz w:val="20"/>
               </w:rPr>
-              <w:t>-3.71</w:t>
+              <w:t>\underline{-3.71}</w:t>
             </w:r>
           </w:p>
         </w:tc>
@@ -1160,7 +1528,7 @@
                 <w:rFonts w:ascii="Times New Roman" w:hAnsi="Times New Roman"/>
                 <w:sz w:val="20"/>
               </w:rPr>
-              <w:t>+0.63</w:t>
+              <w:t>\underline{+0.63}</w:t>
             </w:r>
           </w:p>
         </w:tc>
@@ -1174,7 +1542,7 @@
                 <w:rFonts w:ascii="Times New Roman" w:hAnsi="Times New Roman"/>
                 <w:sz w:val="20"/>
               </w:rPr>
-              <w:t>-3.06</w:t>
+              <w:t>\underline{-3.06}</w:t>
             </w:r>
           </w:p>
         </w:tc>
@@ -1344,7 +1712,7 @@
                 <w:rFonts w:ascii="Times New Roman" w:hAnsi="Times New Roman"/>
                 <w:sz w:val="20"/>
               </w:rPr>
-              <w:t>+4.60</w:t>
+              <w:t>\textbf{+4.60}</w:t>
             </w:r>
           </w:p>
         </w:tc>
@@ -1358,7 +1726,7 @@
                 <w:rFonts w:ascii="Times New Roman" w:hAnsi="Times New Roman"/>
                 <w:sz w:val="20"/>
               </w:rPr>
-              <w:t>+36.31</w:t>
+              <w:t>\textbf{+36.31}</w:t>
             </w:r>
           </w:p>
         </w:tc>
@@ -1514,6 +1882,374 @@
                 <w:rFonts w:ascii="Times New Roman" w:hAnsi="Times New Roman"/>
                 <w:sz w:val="20"/>
               </w:rPr>
+              <w:t>LSTM-Attention</w:t>
+            </w:r>
+          </w:p>
+        </w:tc>
+        <w:tc>
+          <w:tcPr>
+            <w:tcW w:type="dxa" w:w="665"/>
+          </w:tcPr>
+          <w:p>
+            <w:r>
+              <w:rPr>
+                <w:rFonts w:ascii="Times New Roman" w:hAnsi="Times New Roman"/>
+                <w:sz w:val="20"/>
+              </w:rPr>
+              <w:t>-1.59</w:t>
+            </w:r>
+          </w:p>
+        </w:tc>
+        <w:tc>
+          <w:tcPr>
+            <w:tcW w:type="dxa" w:w="665"/>
+          </w:tcPr>
+          <w:p>
+            <w:r>
+              <w:rPr>
+                <w:rFonts w:ascii="Times New Roman" w:hAnsi="Times New Roman"/>
+                <w:sz w:val="20"/>
+              </w:rPr>
+              <w:t>+6.68</w:t>
+            </w:r>
+          </w:p>
+        </w:tc>
+        <w:tc>
+          <w:tcPr>
+            <w:tcW w:type="dxa" w:w="665"/>
+          </w:tcPr>
+          <w:p>
+            <w:r>
+              <w:rPr>
+                <w:rFonts w:ascii="Times New Roman" w:hAnsi="Times New Roman"/>
+                <w:sz w:val="20"/>
+              </w:rPr>
+              <w:t>-2.53</w:t>
+            </w:r>
+          </w:p>
+        </w:tc>
+        <w:tc>
+          <w:tcPr>
+            <w:tcW w:type="dxa" w:w="665"/>
+          </w:tcPr>
+          <w:p>
+            <w:r>
+              <w:rPr>
+                <w:rFonts w:ascii="Times New Roman" w:hAnsi="Times New Roman"/>
+                <w:sz w:val="20"/>
+              </w:rPr>
+              <w:t>-7.06</w:t>
+            </w:r>
+          </w:p>
+        </w:tc>
+        <w:tc>
+          <w:tcPr>
+            <w:tcW w:type="dxa" w:w="665"/>
+          </w:tcPr>
+          <w:p>
+            <w:r>
+              <w:rPr>
+                <w:rFonts w:ascii="Times New Roman" w:hAnsi="Times New Roman"/>
+                <w:sz w:val="20"/>
+              </w:rPr>
+              <w:t>\underline{+0.74}</w:t>
+            </w:r>
+          </w:p>
+        </w:tc>
+        <w:tc>
+          <w:tcPr>
+            <w:tcW w:type="dxa" w:w="665"/>
+          </w:tcPr>
+          <w:p>
+            <w:r>
+              <w:rPr>
+                <w:rFonts w:ascii="Times New Roman" w:hAnsi="Times New Roman"/>
+                <w:sz w:val="20"/>
+              </w:rPr>
+              <w:t>\underline{+10.90}</w:t>
+            </w:r>
+          </w:p>
+        </w:tc>
+        <w:tc>
+          <w:tcPr>
+            <w:tcW w:type="dxa" w:w="665"/>
+          </w:tcPr>
+          <w:p>
+            <w:r>
+              <w:rPr>
+                <w:rFonts w:ascii="Times New Roman" w:hAnsi="Times New Roman"/>
+                <w:sz w:val="20"/>
+              </w:rPr>
+              <w:t>+5.01</w:t>
+            </w:r>
+          </w:p>
+        </w:tc>
+        <w:tc>
+          <w:tcPr>
+            <w:tcW w:type="dxa" w:w="665"/>
+          </w:tcPr>
+          <w:p>
+            <w:r>
+              <w:rPr>
+                <w:rFonts w:ascii="Times New Roman" w:hAnsi="Times New Roman"/>
+                <w:sz w:val="20"/>
+              </w:rPr>
+              <w:t>+21.61</w:t>
+            </w:r>
+          </w:p>
+        </w:tc>
+        <w:tc>
+          <w:tcPr>
+            <w:tcW w:type="dxa" w:w="665"/>
+          </w:tcPr>
+          <w:p>
+            <w:r>
+              <w:rPr>
+                <w:rFonts w:ascii="Times New Roman" w:hAnsi="Times New Roman"/>
+                <w:sz w:val="20"/>
+              </w:rPr>
+              <w:t>—</w:t>
+            </w:r>
+          </w:p>
+        </w:tc>
+        <w:tc>
+          <w:tcPr>
+            <w:tcW w:type="dxa" w:w="665"/>
+          </w:tcPr>
+          <w:p>
+            <w:r>
+              <w:rPr>
+                <w:rFonts w:ascii="Times New Roman" w:hAnsi="Times New Roman"/>
+                <w:sz w:val="20"/>
+              </w:rPr>
+              <w:t>—</w:t>
+            </w:r>
+          </w:p>
+        </w:tc>
+        <w:tc>
+          <w:tcPr>
+            <w:tcW w:type="dxa" w:w="665"/>
+          </w:tcPr>
+          <w:p>
+            <w:r>
+              <w:rPr>
+                <w:rFonts w:ascii="Times New Roman" w:hAnsi="Times New Roman"/>
+                <w:sz w:val="20"/>
+              </w:rPr>
+              <w:t>—</w:t>
+            </w:r>
+          </w:p>
+        </w:tc>
+        <w:tc>
+          <w:tcPr>
+            <w:tcW w:type="dxa" w:w="665"/>
+          </w:tcPr>
+          <w:p>
+            <w:r>
+              <w:rPr>
+                <w:rFonts w:ascii="Times New Roman" w:hAnsi="Times New Roman"/>
+                <w:sz w:val="20"/>
+              </w:rPr>
+              <w:t>—</w:t>
+            </w:r>
+          </w:p>
+        </w:tc>
+      </w:tr>
+      <w:tr>
+        <w:tc>
+          <w:tcPr>
+            <w:tcW w:type="dxa" w:w="665"/>
+          </w:tcPr>
+          <w:p>
+            <w:r>
+              <w:rPr>
+                <w:rFonts w:ascii="Times New Roman" w:hAnsi="Times New Roman"/>
+                <w:sz w:val="20"/>
+              </w:rPr>
+              <w:t>LSTM-SSE</w:t>
+            </w:r>
+          </w:p>
+        </w:tc>
+        <w:tc>
+          <w:tcPr>
+            <w:tcW w:type="dxa" w:w="665"/>
+          </w:tcPr>
+          <w:p>
+            <w:r>
+              <w:rPr>
+                <w:rFonts w:ascii="Times New Roman" w:hAnsi="Times New Roman"/>
+                <w:sz w:val="20"/>
+              </w:rPr>
+              <w:t>\underline{-4.24}</w:t>
+            </w:r>
+          </w:p>
+        </w:tc>
+        <w:tc>
+          <w:tcPr>
+            <w:tcW w:type="dxa" w:w="665"/>
+          </w:tcPr>
+          <w:p>
+            <w:r>
+              <w:rPr>
+                <w:rFonts w:ascii="Times New Roman" w:hAnsi="Times New Roman"/>
+                <w:sz w:val="20"/>
+              </w:rPr>
+              <w:t>\underline{-2.60}</w:t>
+            </w:r>
+          </w:p>
+        </w:tc>
+        <w:tc>
+          <w:tcPr>
+            <w:tcW w:type="dxa" w:w="665"/>
+          </w:tcPr>
+          <w:p>
+            <w:r>
+              <w:rPr>
+                <w:rFonts w:ascii="Times New Roman" w:hAnsi="Times New Roman"/>
+                <w:sz w:val="20"/>
+              </w:rPr>
+              <w:t>-4.55</w:t>
+            </w:r>
+          </w:p>
+        </w:tc>
+        <w:tc>
+          <w:tcPr>
+            <w:tcW w:type="dxa" w:w="665"/>
+          </w:tcPr>
+          <w:p>
+            <w:r>
+              <w:rPr>
+                <w:rFonts w:ascii="Times New Roman" w:hAnsi="Times New Roman"/>
+                <w:sz w:val="20"/>
+              </w:rPr>
+              <w:t>-8.31</w:t>
+            </w:r>
+          </w:p>
+        </w:tc>
+        <w:tc>
+          <w:tcPr>
+            <w:tcW w:type="dxa" w:w="665"/>
+          </w:tcPr>
+          <w:p>
+            <w:r>
+              <w:rPr>
+                <w:rFonts w:ascii="Times New Roman" w:hAnsi="Times New Roman"/>
+                <w:sz w:val="20"/>
+              </w:rPr>
+              <w:t>-4.59</w:t>
+            </w:r>
+          </w:p>
+        </w:tc>
+        <w:tc>
+          <w:tcPr>
+            <w:tcW w:type="dxa" w:w="665"/>
+          </w:tcPr>
+          <w:p>
+            <w:r>
+              <w:rPr>
+                <w:rFonts w:ascii="Times New Roman" w:hAnsi="Times New Roman"/>
+                <w:sz w:val="20"/>
+              </w:rPr>
+              <w:t>-5.00</w:t>
+            </w:r>
+          </w:p>
+        </w:tc>
+        <w:tc>
+          <w:tcPr>
+            <w:tcW w:type="dxa" w:w="665"/>
+          </w:tcPr>
+          <w:p>
+            <w:r>
+              <w:rPr>
+                <w:rFonts w:ascii="Times New Roman" w:hAnsi="Times New Roman"/>
+                <w:sz w:val="20"/>
+              </w:rPr>
+              <w:t>-2.39</w:t>
+            </w:r>
+          </w:p>
+        </w:tc>
+        <w:tc>
+          <w:tcPr>
+            <w:tcW w:type="dxa" w:w="665"/>
+          </w:tcPr>
+          <w:p>
+            <w:r>
+              <w:rPr>
+                <w:rFonts w:ascii="Times New Roman" w:hAnsi="Times New Roman"/>
+                <w:sz w:val="20"/>
+              </w:rPr>
+              <w:t>+0.49</w:t>
+            </w:r>
+          </w:p>
+        </w:tc>
+        <w:tc>
+          <w:tcPr>
+            <w:tcW w:type="dxa" w:w="665"/>
+          </w:tcPr>
+          <w:p>
+            <w:r>
+              <w:rPr>
+                <w:rFonts w:ascii="Times New Roman" w:hAnsi="Times New Roman"/>
+                <w:sz w:val="20"/>
+              </w:rPr>
+              <w:t>—</w:t>
+            </w:r>
+          </w:p>
+        </w:tc>
+        <w:tc>
+          <w:tcPr>
+            <w:tcW w:type="dxa" w:w="665"/>
+          </w:tcPr>
+          <w:p>
+            <w:r>
+              <w:rPr>
+                <w:rFonts w:ascii="Times New Roman" w:hAnsi="Times New Roman"/>
+                <w:sz w:val="20"/>
+              </w:rPr>
+              <w:t>—</w:t>
+            </w:r>
+          </w:p>
+        </w:tc>
+        <w:tc>
+          <w:tcPr>
+            <w:tcW w:type="dxa" w:w="665"/>
+          </w:tcPr>
+          <w:p>
+            <w:r>
+              <w:rPr>
+                <w:rFonts w:ascii="Times New Roman" w:hAnsi="Times New Roman"/>
+                <w:sz w:val="20"/>
+              </w:rPr>
+              <w:t>—</w:t>
+            </w:r>
+          </w:p>
+        </w:tc>
+        <w:tc>
+          <w:tcPr>
+            <w:tcW w:type="dxa" w:w="665"/>
+          </w:tcPr>
+          <w:p>
+            <w:r>
+              <w:rPr>
+                <w:rFonts w:ascii="Times New Roman" w:hAnsi="Times New Roman"/>
+                <w:sz w:val="20"/>
+              </w:rPr>
+              <w:t>—</w:t>
+            </w:r>
+          </w:p>
+        </w:tc>
+      </w:tr>
+      <w:tr>
+        <w:tc>
+          <w:tcPr>
+            <w:tcW w:type="dxa" w:w="665"/>
+          </w:tcPr>
+          <w:p>
+            <w:r>
+              <w:rPr>
+                <w:rFonts w:ascii="Times New Roman" w:hAnsi="Times New Roman"/>
+                <w:sz w:val="20"/>
+              </w:rPr>
               <w:t>LSTM-SSE-t-Student</w:t>
             </w:r>
           </w:p>
@@ -1528,7 +2264,7 @@
                 <w:rFonts w:ascii="Times New Roman" w:hAnsi="Times New Roman"/>
                 <w:sz w:val="20"/>
               </w:rPr>
-              <w:t>+2.18</w:t>
+              <w:t>+0.24</w:t>
             </w:r>
           </w:p>
         </w:tc>
@@ -1542,7 +2278,7 @@
                 <w:rFonts w:ascii="Times New Roman" w:hAnsi="Times New Roman"/>
                 <w:sz w:val="20"/>
               </w:rPr>
-              <w:t>+6.01</w:t>
+              <w:t>+10.67</w:t>
             </w:r>
           </w:p>
         </w:tc>
@@ -1556,7 +2292,7 @@
                 <w:rFonts w:ascii="Times New Roman" w:hAnsi="Times New Roman"/>
                 <w:sz w:val="20"/>
               </w:rPr>
-              <w:t>-1.98</w:t>
+              <w:t>-5.49</w:t>
             </w:r>
           </w:p>
         </w:tc>
@@ -1570,7 +2306,7 @@
                 <w:rFonts w:ascii="Times New Roman" w:hAnsi="Times New Roman"/>
                 <w:sz w:val="20"/>
               </w:rPr>
-              <w:t>-5.75</w:t>
+              <w:t>-5.19</w:t>
             </w:r>
           </w:p>
         </w:tc>
@@ -1584,7 +2320,7 @@
                 <w:rFonts w:ascii="Times New Roman" w:hAnsi="Times New Roman"/>
                 <w:sz w:val="20"/>
               </w:rPr>
-              <w:t>+5.81</w:t>
+              <w:t>+9.14</w:t>
             </w:r>
           </w:p>
         </w:tc>
@@ -1598,7 +2334,7 @@
                 <w:rFonts w:ascii="Times New Roman" w:hAnsi="Times New Roman"/>
                 <w:sz w:val="20"/>
               </w:rPr>
-              <w:t>+20.12</w:t>
+              <w:t>+24.29</w:t>
             </w:r>
           </w:p>
         </w:tc>
@@ -1612,7 +2348,7 @@
                 <w:rFonts w:ascii="Times New Roman" w:hAnsi="Times New Roman"/>
                 <w:sz w:val="20"/>
               </w:rPr>
-              <w:t>+23.09</w:t>
+              <w:t>+7.54</w:t>
             </w:r>
           </w:p>
         </w:tc>
@@ -1626,7 +2362,7 @@
                 <w:rFonts w:ascii="Times New Roman" w:hAnsi="Times New Roman"/>
                 <w:sz w:val="20"/>
               </w:rPr>
-              <w:t>+48.41</w:t>
+              <w:t>+29.17</w:t>
             </w:r>
           </w:p>
         </w:tc>
@@ -1640,7 +2376,7 @@
                 <w:rFonts w:ascii="Times New Roman" w:hAnsi="Times New Roman"/>
                 <w:sz w:val="20"/>
               </w:rPr>
-              <w:t>+4.52</w:t>
+              <w:t>+4.30</w:t>
             </w:r>
           </w:p>
         </w:tc>
@@ -1654,7 +2390,7 @@
                 <w:rFonts w:ascii="Times New Roman" w:hAnsi="Times New Roman"/>
                 <w:sz w:val="20"/>
               </w:rPr>
-              <w:t>-11.32</w:t>
+              <w:t>-11.38</w:t>
             </w:r>
           </w:p>
         </w:tc>
@@ -1668,7 +2404,7 @@
                 <w:rFonts w:ascii="Times New Roman" w:hAnsi="Times New Roman"/>
                 <w:sz w:val="20"/>
               </w:rPr>
-              <w:t>+12.06</w:t>
+              <w:t>+5.38</w:t>
             </w:r>
           </w:p>
         </w:tc>
@@ -1682,7 +2418,743 @@
                 <w:rFonts w:ascii="Times New Roman" w:hAnsi="Times New Roman"/>
                 <w:sz w:val="20"/>
               </w:rPr>
-              <w:t>-11.56</w:t>
+              <w:t>-11.98</w:t>
+            </w:r>
+          </w:p>
+        </w:tc>
+      </w:tr>
+      <w:tr>
+        <w:tc>
+          <w:tcPr>
+            <w:tcW w:type="dxa" w:w="665"/>
+          </w:tcPr>
+          <w:p>
+            <w:r>
+              <w:rPr>
+                <w:rFonts w:ascii="Times New Roman" w:hAnsi="Times New Roman"/>
+                <w:sz w:val="20"/>
+              </w:rPr>
+              <w:t>MSGARCH(1,1)</w:t>
+            </w:r>
+          </w:p>
+        </w:tc>
+        <w:tc>
+          <w:tcPr>
+            <w:tcW w:type="dxa" w:w="665"/>
+          </w:tcPr>
+          <w:p>
+            <w:r>
+              <w:rPr>
+                <w:rFonts w:ascii="Times New Roman" w:hAnsi="Times New Roman"/>
+                <w:sz w:val="20"/>
+              </w:rPr>
+              <w:t>\textbf{+157.81}</w:t>
+            </w:r>
+          </w:p>
+        </w:tc>
+        <w:tc>
+          <w:tcPr>
+            <w:tcW w:type="dxa" w:w="665"/>
+          </w:tcPr>
+          <w:p>
+            <w:r>
+              <w:rPr>
+                <w:rFonts w:ascii="Times New Roman" w:hAnsi="Times New Roman"/>
+                <w:sz w:val="20"/>
+              </w:rPr>
+              <w:t>\textbf{+133.64}</w:t>
+            </w:r>
+          </w:p>
+        </w:tc>
+        <w:tc>
+          <w:tcPr>
+            <w:tcW w:type="dxa" w:w="665"/>
+          </w:tcPr>
+          <w:p>
+            <w:r>
+              <w:rPr>
+                <w:rFonts w:ascii="Times New Roman" w:hAnsi="Times New Roman"/>
+                <w:sz w:val="20"/>
+              </w:rPr>
+              <w:t>\textbf{+42.11}</w:t>
+            </w:r>
+          </w:p>
+        </w:tc>
+        <w:tc>
+          <w:tcPr>
+            <w:tcW w:type="dxa" w:w="665"/>
+          </w:tcPr>
+          <w:p>
+            <w:r>
+              <w:rPr>
+                <w:rFonts w:ascii="Times New Roman" w:hAnsi="Times New Roman"/>
+                <w:sz w:val="20"/>
+              </w:rPr>
+              <w:t>\textbf{+53.18}</w:t>
+            </w:r>
+          </w:p>
+        </w:tc>
+        <w:tc>
+          <w:tcPr>
+            <w:tcW w:type="dxa" w:w="665"/>
+          </w:tcPr>
+          <w:p>
+            <w:r>
+              <w:rPr>
+                <w:rFonts w:ascii="Times New Roman" w:hAnsi="Times New Roman"/>
+                <w:sz w:val="20"/>
+              </w:rPr>
+              <w:t>+103.50</w:t>
+            </w:r>
+          </w:p>
+        </w:tc>
+        <w:tc>
+          <w:tcPr>
+            <w:tcW w:type="dxa" w:w="665"/>
+          </w:tcPr>
+          <w:p>
+            <w:r>
+              <w:rPr>
+                <w:rFonts w:ascii="Times New Roman" w:hAnsi="Times New Roman"/>
+                <w:sz w:val="20"/>
+              </w:rPr>
+              <w:t>+44.43</w:t>
+            </w:r>
+          </w:p>
+        </w:tc>
+        <w:tc>
+          <w:tcPr>
+            <w:tcW w:type="dxa" w:w="665"/>
+          </w:tcPr>
+          <w:p>
+            <w:r>
+              <w:rPr>
+                <w:rFonts w:ascii="Times New Roman" w:hAnsi="Times New Roman"/>
+                <w:sz w:val="20"/>
+              </w:rPr>
+              <w:t>+97.16</w:t>
+            </w:r>
+          </w:p>
+        </w:tc>
+        <w:tc>
+          <w:tcPr>
+            <w:tcW w:type="dxa" w:w="665"/>
+          </w:tcPr>
+          <w:p>
+            <w:r>
+              <w:rPr>
+                <w:rFonts w:ascii="Times New Roman" w:hAnsi="Times New Roman"/>
+                <w:sz w:val="20"/>
+              </w:rPr>
+              <w:t>+57.09</w:t>
+            </w:r>
+          </w:p>
+        </w:tc>
+        <w:tc>
+          <w:tcPr>
+            <w:tcW w:type="dxa" w:w="665"/>
+          </w:tcPr>
+          <w:p>
+            <w:r>
+              <w:rPr>
+                <w:rFonts w:ascii="Times New Roman" w:hAnsi="Times New Roman"/>
+                <w:sz w:val="20"/>
+              </w:rPr>
+              <w:t>—</w:t>
+            </w:r>
+          </w:p>
+        </w:tc>
+        <w:tc>
+          <w:tcPr>
+            <w:tcW w:type="dxa" w:w="665"/>
+          </w:tcPr>
+          <w:p>
+            <w:r>
+              <w:rPr>
+                <w:rFonts w:ascii="Times New Roman" w:hAnsi="Times New Roman"/>
+                <w:sz w:val="20"/>
+              </w:rPr>
+              <w:t>—</w:t>
+            </w:r>
+          </w:p>
+        </w:tc>
+        <w:tc>
+          <w:tcPr>
+            <w:tcW w:type="dxa" w:w="665"/>
+          </w:tcPr>
+          <w:p>
+            <w:r>
+              <w:rPr>
+                <w:rFonts w:ascii="Times New Roman" w:hAnsi="Times New Roman"/>
+                <w:sz w:val="20"/>
+              </w:rPr>
+              <w:t>—</w:t>
+            </w:r>
+          </w:p>
+        </w:tc>
+        <w:tc>
+          <w:tcPr>
+            <w:tcW w:type="dxa" w:w="665"/>
+          </w:tcPr>
+          <w:p>
+            <w:r>
+              <w:rPr>
+                <w:rFonts w:ascii="Times New Roman" w:hAnsi="Times New Roman"/>
+                <w:sz w:val="20"/>
+              </w:rPr>
+              <w:t>—</w:t>
+            </w:r>
+          </w:p>
+        </w:tc>
+      </w:tr>
+      <w:tr>
+        <w:tc>
+          <w:tcPr>
+            <w:tcW w:type="dxa" w:w="665"/>
+          </w:tcPr>
+          <w:p>
+            <w:r>
+              <w:rPr>
+                <w:rFonts w:ascii="Times New Roman" w:hAnsi="Times New Roman"/>
+                <w:sz w:val="20"/>
+              </w:rPr>
+              <w:t>NN-GARCH</w:t>
+            </w:r>
+          </w:p>
+        </w:tc>
+        <w:tc>
+          <w:tcPr>
+            <w:tcW w:type="dxa" w:w="665"/>
+          </w:tcPr>
+          <w:p>
+            <w:r>
+              <w:rPr>
+                <w:rFonts w:ascii="Times New Roman" w:hAnsi="Times New Roman"/>
+                <w:sz w:val="20"/>
+              </w:rPr>
+              <w:t>-1.65</w:t>
+            </w:r>
+          </w:p>
+        </w:tc>
+        <w:tc>
+          <w:tcPr>
+            <w:tcW w:type="dxa" w:w="665"/>
+          </w:tcPr>
+          <w:p>
+            <w:r>
+              <w:rPr>
+                <w:rFonts w:ascii="Times New Roman" w:hAnsi="Times New Roman"/>
+                <w:sz w:val="20"/>
+              </w:rPr>
+              <w:t>-23.46</w:t>
+            </w:r>
+          </w:p>
+        </w:tc>
+        <w:tc>
+          <w:tcPr>
+            <w:tcW w:type="dxa" w:w="665"/>
+          </w:tcPr>
+          <w:p>
+            <w:r>
+              <w:rPr>
+                <w:rFonts w:ascii="Times New Roman" w:hAnsi="Times New Roman"/>
+                <w:sz w:val="20"/>
+              </w:rPr>
+              <w:t>\textbf{+12.60}</w:t>
+            </w:r>
+          </w:p>
+        </w:tc>
+        <w:tc>
+          <w:tcPr>
+            <w:tcW w:type="dxa" w:w="665"/>
+          </w:tcPr>
+          <w:p>
+            <w:r>
+              <w:rPr>
+                <w:rFonts w:ascii="Times New Roman" w:hAnsi="Times New Roman"/>
+                <w:sz w:val="20"/>
+              </w:rPr>
+              <w:t>\textbf{-29.44}</w:t>
+            </w:r>
+          </w:p>
+        </w:tc>
+        <w:tc>
+          <w:tcPr>
+            <w:tcW w:type="dxa" w:w="665"/>
+          </w:tcPr>
+          <w:p>
+            <w:r>
+              <w:rPr>
+                <w:rFonts w:ascii="Times New Roman" w:hAnsi="Times New Roman"/>
+                <w:sz w:val="20"/>
+              </w:rPr>
+              <w:t>-5.84</w:t>
+            </w:r>
+          </w:p>
+        </w:tc>
+        <w:tc>
+          <w:tcPr>
+            <w:tcW w:type="dxa" w:w="665"/>
+          </w:tcPr>
+          <w:p>
+            <w:r>
+              <w:rPr>
+                <w:rFonts w:ascii="Times New Roman" w:hAnsi="Times New Roman"/>
+                <w:sz w:val="20"/>
+              </w:rPr>
+              <w:t>-8.33</w:t>
+            </w:r>
+          </w:p>
+        </w:tc>
+        <w:tc>
+          <w:tcPr>
+            <w:tcW w:type="dxa" w:w="665"/>
+          </w:tcPr>
+          <w:p>
+            <w:r>
+              <w:rPr>
+                <w:rFonts w:ascii="Times New Roman" w:hAnsi="Times New Roman"/>
+                <w:sz w:val="20"/>
+              </w:rPr>
+              <w:t>-3.24</w:t>
+            </w:r>
+          </w:p>
+        </w:tc>
+        <w:tc>
+          <w:tcPr>
+            <w:tcW w:type="dxa" w:w="665"/>
+          </w:tcPr>
+          <w:p>
+            <w:r>
+              <w:rPr>
+                <w:rFonts w:ascii="Times New Roman" w:hAnsi="Times New Roman"/>
+                <w:sz w:val="20"/>
+              </w:rPr>
+              <w:t>-1.31</w:t>
+            </w:r>
+          </w:p>
+        </w:tc>
+        <w:tc>
+          <w:tcPr>
+            <w:tcW w:type="dxa" w:w="665"/>
+          </w:tcPr>
+          <w:p>
+            <w:r>
+              <w:rPr>
+                <w:rFonts w:ascii="Times New Roman" w:hAnsi="Times New Roman"/>
+                <w:sz w:val="20"/>
+              </w:rPr>
+              <w:t>—</w:t>
+            </w:r>
+          </w:p>
+        </w:tc>
+        <w:tc>
+          <w:tcPr>
+            <w:tcW w:type="dxa" w:w="665"/>
+          </w:tcPr>
+          <w:p>
+            <w:r>
+              <w:rPr>
+                <w:rFonts w:ascii="Times New Roman" w:hAnsi="Times New Roman"/>
+                <w:sz w:val="20"/>
+              </w:rPr>
+              <w:t>—</w:t>
+            </w:r>
+          </w:p>
+        </w:tc>
+        <w:tc>
+          <w:tcPr>
+            <w:tcW w:type="dxa" w:w="665"/>
+          </w:tcPr>
+          <w:p>
+            <w:r>
+              <w:rPr>
+                <w:rFonts w:ascii="Times New Roman" w:hAnsi="Times New Roman"/>
+                <w:sz w:val="20"/>
+              </w:rPr>
+              <w:t>—</w:t>
+            </w:r>
+          </w:p>
+        </w:tc>
+        <w:tc>
+          <w:tcPr>
+            <w:tcW w:type="dxa" w:w="665"/>
+          </w:tcPr>
+          <w:p>
+            <w:r>
+              <w:rPr>
+                <w:rFonts w:ascii="Times New Roman" w:hAnsi="Times New Roman"/>
+                <w:sz w:val="20"/>
+              </w:rPr>
+              <w:t>—</w:t>
+            </w:r>
+          </w:p>
+        </w:tc>
+      </w:tr>
+      <w:tr>
+        <w:tc>
+          <w:tcPr>
+            <w:tcW w:type="dxa" w:w="665"/>
+          </w:tcPr>
+          <w:p>
+            <w:r>
+              <w:rPr>
+                <w:rFonts w:ascii="Times New Roman" w:hAnsi="Times New Roman"/>
+                <w:sz w:val="20"/>
+              </w:rPr>
+              <w:t>TCN</w:t>
+            </w:r>
+          </w:p>
+        </w:tc>
+        <w:tc>
+          <w:tcPr>
+            <w:tcW w:type="dxa" w:w="665"/>
+          </w:tcPr>
+          <w:p>
+            <w:r>
+              <w:rPr>
+                <w:rFonts w:ascii="Times New Roman" w:hAnsi="Times New Roman"/>
+                <w:sz w:val="20"/>
+              </w:rPr>
+              <w:t>-0.50</w:t>
+            </w:r>
+          </w:p>
+        </w:tc>
+        <w:tc>
+          <w:tcPr>
+            <w:tcW w:type="dxa" w:w="665"/>
+          </w:tcPr>
+          <w:p>
+            <w:r>
+              <w:rPr>
+                <w:rFonts w:ascii="Times New Roman" w:hAnsi="Times New Roman"/>
+                <w:sz w:val="20"/>
+              </w:rPr>
+              <w:t>-3.53</w:t>
+            </w:r>
+          </w:p>
+        </w:tc>
+        <w:tc>
+          <w:tcPr>
+            <w:tcW w:type="dxa" w:w="665"/>
+          </w:tcPr>
+          <w:p>
+            <w:r>
+              <w:rPr>
+                <w:rFonts w:ascii="Times New Roman" w:hAnsi="Times New Roman"/>
+                <w:sz w:val="20"/>
+              </w:rPr>
+              <w:t>-3.10</w:t>
+            </w:r>
+          </w:p>
+        </w:tc>
+        <w:tc>
+          <w:tcPr>
+            <w:tcW w:type="dxa" w:w="665"/>
+          </w:tcPr>
+          <w:p>
+            <w:r>
+              <w:rPr>
+                <w:rFonts w:ascii="Times New Roman" w:hAnsi="Times New Roman"/>
+                <w:sz w:val="20"/>
+              </w:rPr>
+              <w:t>-14.79</w:t>
+            </w:r>
+          </w:p>
+        </w:tc>
+        <w:tc>
+          <w:tcPr>
+            <w:tcW w:type="dxa" w:w="665"/>
+          </w:tcPr>
+          <w:p>
+            <w:r>
+              <w:rPr>
+                <w:rFonts w:ascii="Times New Roman" w:hAnsi="Times New Roman"/>
+                <w:sz w:val="20"/>
+              </w:rPr>
+              <w:t>\underline{-8.07}</w:t>
+            </w:r>
+          </w:p>
+        </w:tc>
+        <w:tc>
+          <w:tcPr>
+            <w:tcW w:type="dxa" w:w="665"/>
+          </w:tcPr>
+          <w:p>
+            <w:r>
+              <w:rPr>
+                <w:rFonts w:ascii="Times New Roman" w:hAnsi="Times New Roman"/>
+                <w:sz w:val="20"/>
+              </w:rPr>
+              <w:t>\underline{-2.45}</w:t>
+            </w:r>
+          </w:p>
+        </w:tc>
+        <w:tc>
+          <w:tcPr>
+            <w:tcW w:type="dxa" w:w="665"/>
+          </w:tcPr>
+          <w:p>
+            <w:r>
+              <w:rPr>
+                <w:rFonts w:ascii="Times New Roman" w:hAnsi="Times New Roman"/>
+                <w:sz w:val="20"/>
+              </w:rPr>
+              <w:t>-0.06</w:t>
+            </w:r>
+          </w:p>
+        </w:tc>
+        <w:tc>
+          <w:tcPr>
+            <w:tcW w:type="dxa" w:w="665"/>
+          </w:tcPr>
+          <w:p>
+            <w:r>
+              <w:rPr>
+                <w:rFonts w:ascii="Times New Roman" w:hAnsi="Times New Roman"/>
+                <w:sz w:val="20"/>
+              </w:rPr>
+              <w:t>+14.10</w:t>
+            </w:r>
+          </w:p>
+        </w:tc>
+        <w:tc>
+          <w:tcPr>
+            <w:tcW w:type="dxa" w:w="665"/>
+          </w:tcPr>
+          <w:p>
+            <w:r>
+              <w:rPr>
+                <w:rFonts w:ascii="Times New Roman" w:hAnsi="Times New Roman"/>
+                <w:sz w:val="20"/>
+              </w:rPr>
+              <w:t>—</w:t>
+            </w:r>
+          </w:p>
+        </w:tc>
+        <w:tc>
+          <w:tcPr>
+            <w:tcW w:type="dxa" w:w="665"/>
+          </w:tcPr>
+          <w:p>
+            <w:r>
+              <w:rPr>
+                <w:rFonts w:ascii="Times New Roman" w:hAnsi="Times New Roman"/>
+                <w:sz w:val="20"/>
+              </w:rPr>
+              <w:t>—</w:t>
+            </w:r>
+          </w:p>
+        </w:tc>
+        <w:tc>
+          <w:tcPr>
+            <w:tcW w:type="dxa" w:w="665"/>
+          </w:tcPr>
+          <w:p>
+            <w:r>
+              <w:rPr>
+                <w:rFonts w:ascii="Times New Roman" w:hAnsi="Times New Roman"/>
+                <w:sz w:val="20"/>
+              </w:rPr>
+              <w:t>—</w:t>
+            </w:r>
+          </w:p>
+        </w:tc>
+        <w:tc>
+          <w:tcPr>
+            <w:tcW w:type="dxa" w:w="665"/>
+          </w:tcPr>
+          <w:p>
+            <w:r>
+              <w:rPr>
+                <w:rFonts w:ascii="Times New Roman" w:hAnsi="Times New Roman"/>
+                <w:sz w:val="20"/>
+              </w:rPr>
+              <w:t>—</w:t>
+            </w:r>
+          </w:p>
+        </w:tc>
+      </w:tr>
+      <w:tr>
+        <w:tc>
+          <w:tcPr>
+            <w:tcW w:type="dxa" w:w="665"/>
+          </w:tcPr>
+          <w:p>
+            <w:r>
+              <w:rPr>
+                <w:rFonts w:ascii="Times New Roman" w:hAnsi="Times New Roman"/>
+                <w:sz w:val="20"/>
+              </w:rPr>
+              <w:t>Transformer</w:t>
+            </w:r>
+          </w:p>
+        </w:tc>
+        <w:tc>
+          <w:tcPr>
+            <w:tcW w:type="dxa" w:w="665"/>
+          </w:tcPr>
+          <w:p>
+            <w:r>
+              <w:rPr>
+                <w:rFonts w:ascii="Times New Roman" w:hAnsi="Times New Roman"/>
+                <w:sz w:val="20"/>
+              </w:rPr>
+              <w:t>\underline{-4.14}</w:t>
+            </w:r>
+          </w:p>
+        </w:tc>
+        <w:tc>
+          <w:tcPr>
+            <w:tcW w:type="dxa" w:w="665"/>
+          </w:tcPr>
+          <w:p>
+            <w:r>
+              <w:rPr>
+                <w:rFonts w:ascii="Times New Roman" w:hAnsi="Times New Roman"/>
+                <w:sz w:val="20"/>
+              </w:rPr>
+              <w:t>\underline{+1.75}</w:t>
+            </w:r>
+          </w:p>
+        </w:tc>
+        <w:tc>
+          <w:tcPr>
+            <w:tcW w:type="dxa" w:w="665"/>
+          </w:tcPr>
+          <w:p>
+            <w:r>
+              <w:rPr>
+                <w:rFonts w:ascii="Times New Roman" w:hAnsi="Times New Roman"/>
+                <w:sz w:val="20"/>
+              </w:rPr>
+              <w:t>-4.55</w:t>
+            </w:r>
+          </w:p>
+        </w:tc>
+        <w:tc>
+          <w:tcPr>
+            <w:tcW w:type="dxa" w:w="665"/>
+          </w:tcPr>
+          <w:p>
+            <w:r>
+              <w:rPr>
+                <w:rFonts w:ascii="Times New Roman" w:hAnsi="Times New Roman"/>
+                <w:sz w:val="20"/>
+              </w:rPr>
+              <w:t>-17.48</w:t>
+            </w:r>
+          </w:p>
+        </w:tc>
+        <w:tc>
+          <w:tcPr>
+            <w:tcW w:type="dxa" w:w="665"/>
+          </w:tcPr>
+          <w:p>
+            <w:r>
+              <w:rPr>
+                <w:rFonts w:ascii="Times New Roman" w:hAnsi="Times New Roman"/>
+                <w:sz w:val="20"/>
+              </w:rPr>
+              <w:t>\underline{-6.52}</w:t>
+            </w:r>
+          </w:p>
+        </w:tc>
+        <w:tc>
+          <w:tcPr>
+            <w:tcW w:type="dxa" w:w="665"/>
+          </w:tcPr>
+          <w:p>
+            <w:r>
+              <w:rPr>
+                <w:rFonts w:ascii="Times New Roman" w:hAnsi="Times New Roman"/>
+                <w:sz w:val="20"/>
+              </w:rPr>
+              <w:t>\underline{-3.88}</w:t>
+            </w:r>
+          </w:p>
+        </w:tc>
+        <w:tc>
+          <w:tcPr>
+            <w:tcW w:type="dxa" w:w="665"/>
+          </w:tcPr>
+          <w:p>
+            <w:r>
+              <w:rPr>
+                <w:rFonts w:ascii="Times New Roman" w:hAnsi="Times New Roman"/>
+                <w:sz w:val="20"/>
+              </w:rPr>
+              <w:t>+1.15</w:t>
+            </w:r>
+          </w:p>
+        </w:tc>
+        <w:tc>
+          <w:tcPr>
+            <w:tcW w:type="dxa" w:w="665"/>
+          </w:tcPr>
+          <w:p>
+            <w:r>
+              <w:rPr>
+                <w:rFonts w:ascii="Times New Roman" w:hAnsi="Times New Roman"/>
+                <w:sz w:val="20"/>
+              </w:rPr>
+              <w:t>+14.85</w:t>
+            </w:r>
+          </w:p>
+        </w:tc>
+        <w:tc>
+          <w:tcPr>
+            <w:tcW w:type="dxa" w:w="665"/>
+          </w:tcPr>
+          <w:p>
+            <w:r>
+              <w:rPr>
+                <w:rFonts w:ascii="Times New Roman" w:hAnsi="Times New Roman"/>
+                <w:sz w:val="20"/>
+              </w:rPr>
+              <w:t>—</w:t>
+            </w:r>
+          </w:p>
+        </w:tc>
+        <w:tc>
+          <w:tcPr>
+            <w:tcW w:type="dxa" w:w="665"/>
+          </w:tcPr>
+          <w:p>
+            <w:r>
+              <w:rPr>
+                <w:rFonts w:ascii="Times New Roman" w:hAnsi="Times New Roman"/>
+                <w:sz w:val="20"/>
+              </w:rPr>
+              <w:t>—</w:t>
+            </w:r>
+          </w:p>
+        </w:tc>
+        <w:tc>
+          <w:tcPr>
+            <w:tcW w:type="dxa" w:w="665"/>
+          </w:tcPr>
+          <w:p>
+            <w:r>
+              <w:rPr>
+                <w:rFonts w:ascii="Times New Roman" w:hAnsi="Times New Roman"/>
+                <w:sz w:val="20"/>
+              </w:rPr>
+              <w:t>—</w:t>
+            </w:r>
+          </w:p>
+        </w:tc>
+        <w:tc>
+          <w:tcPr>
+            <w:tcW w:type="dxa" w:w="665"/>
+          </w:tcPr>
+          <w:p>
+            <w:r>
+              <w:rPr>
+                <w:rFonts w:ascii="Times New Roman" w:hAnsi="Times New Roman"/>
+                <w:sz w:val="20"/>
+              </w:rPr>
+              <w:t>—</w:t>
             </w:r>
           </w:p>
         </w:tc>

--- a/outputs/tables/Table8_CrossMarket_Summary.docx
+++ b/outputs/tables/Table8_CrossMarket_Summary.docx
@@ -296,7 +296,7 @@
                 <w:rFonts w:ascii="Times New Roman" w:hAnsi="Times New Roman"/>
                 <w:sz w:val="20"/>
               </w:rPr>
-              <w:t>+38.55</w:t>
+              <w:t>\textbf{+38.55}</w:t>
             </w:r>
           </w:p>
         </w:tc>
@@ -310,7 +310,7 @@
                 <w:rFonts w:ascii="Times New Roman" w:hAnsi="Times New Roman"/>
                 <w:sz w:val="20"/>
               </w:rPr>
-              <w:t>+28.33</w:t>
+              <w:t>\textbf{+28.33}</w:t>
             </w:r>
           </w:p>
         </w:tc>
@@ -324,7 +324,7 @@
                 <w:rFonts w:ascii="Times New Roman" w:hAnsi="Times New Roman"/>
                 <w:sz w:val="20"/>
               </w:rPr>
-              <w:t>+51.30</w:t>
+              <w:t>\textbf{+51.30}</w:t>
             </w:r>
           </w:p>
         </w:tc>
@@ -338,7 +338,7 @@
                 <w:rFonts w:ascii="Times New Roman" w:hAnsi="Times New Roman"/>
                 <w:sz w:val="20"/>
               </w:rPr>
-              <w:t>+43.75</w:t>
+              <w:t>\textbf{+43.75}</w:t>
             </w:r>
           </w:p>
         </w:tc>
@@ -424,7 +424,7 @@
                 <w:rFonts w:ascii="Times New Roman" w:hAnsi="Times New Roman"/>
                 <w:sz w:val="20"/>
               </w:rPr>
-              <w:t>-2.51</w:t>
+              <w:t>\textbf{-6.60}</w:t>
             </w:r>
           </w:p>
         </w:tc>
@@ -438,7 +438,7 @@
                 <w:rFonts w:ascii="Times New Roman" w:hAnsi="Times New Roman"/>
                 <w:sz w:val="20"/>
               </w:rPr>
-              <w:t>+5.53</w:t>
+              <w:t>\textbf{+17.68}</w:t>
             </w:r>
           </w:p>
         </w:tc>
@@ -452,7 +452,7 @@
                 <w:rFonts w:ascii="Times New Roman" w:hAnsi="Times New Roman"/>
                 <w:sz w:val="20"/>
               </w:rPr>
-              <w:t>+124.51</w:t>
+              <w:t>\textbf{-2.50}</w:t>
             </w:r>
           </w:p>
         </w:tc>
@@ -466,7 +466,7 @@
                 <w:rFonts w:ascii="Times New Roman" w:hAnsi="Times New Roman"/>
                 <w:sz w:val="20"/>
               </w:rPr>
-              <w:t>+28.36</w:t>
+              <w:t>\textbf{+1.38}</w:t>
             </w:r>
           </w:p>
         </w:tc>
@@ -480,7 +480,7 @@
                 <w:rFonts w:ascii="Times New Roman" w:hAnsi="Times New Roman"/>
                 <w:sz w:val="20"/>
               </w:rPr>
-              <w:t>+9.79</w:t>
+              <w:t>-0.48</w:t>
             </w:r>
           </w:p>
         </w:tc>
@@ -494,7 +494,7 @@
                 <w:rFonts w:ascii="Times New Roman" w:hAnsi="Times New Roman"/>
                 <w:sz w:val="20"/>
               </w:rPr>
-              <w:t>+6.46</w:t>
+              <w:t>+2.10</w:t>
             </w:r>
           </w:p>
         </w:tc>
@@ -508,7 +508,7 @@
                 <w:rFonts w:ascii="Times New Roman" w:hAnsi="Times New Roman"/>
                 <w:sz w:val="20"/>
               </w:rPr>
-              <w:t>+16.70</w:t>
+              <w:t>+5.12</w:t>
             </w:r>
           </w:p>
         </w:tc>
@@ -522,7 +522,7 @@
                 <w:rFonts w:ascii="Times New Roman" w:hAnsi="Times New Roman"/>
                 <w:sz w:val="20"/>
               </w:rPr>
-              <w:t>+18.14</w:t>
+              <w:t>+12.26</w:t>
             </w:r>
           </w:p>
         </w:tc>
@@ -536,7 +536,7 @@
                 <w:rFonts w:ascii="Times New Roman" w:hAnsi="Times New Roman"/>
                 <w:sz w:val="20"/>
               </w:rPr>
-              <w:t>+6.40</w:t>
+              <w:t>+10.41</w:t>
             </w:r>
           </w:p>
         </w:tc>
@@ -550,7 +550,7 @@
                 <w:rFonts w:ascii="Times New Roman" w:hAnsi="Times New Roman"/>
                 <w:sz w:val="20"/>
               </w:rPr>
-              <w:t>-5.28</w:t>
+              <w:t>+0.42</w:t>
             </w:r>
           </w:p>
         </w:tc>
@@ -564,7 +564,7 @@
                 <w:rFonts w:ascii="Times New Roman" w:hAnsi="Times New Roman"/>
                 <w:sz w:val="20"/>
               </w:rPr>
-              <w:t>+42.59</w:t>
+              <w:t>+12.23</w:t>
             </w:r>
           </w:p>
         </w:tc>
@@ -578,7 +578,7 @@
                 <w:rFonts w:ascii="Times New Roman" w:hAnsi="Times New Roman"/>
                 <w:sz w:val="20"/>
               </w:rPr>
-              <w:t>+15.46</w:t>
+              <w:t>-6.75</w:t>
             </w:r>
           </w:p>
         </w:tc>
@@ -720,7 +720,7 @@
                 <w:rFonts w:ascii="Times New Roman" w:hAnsi="Times New Roman"/>
                 <w:sz w:val="20"/>
               </w:rPr>
-              <w:t>—</w:t>
+              <w:t>+22.11</w:t>
             </w:r>
           </w:p>
         </w:tc>
@@ -734,7 +734,7 @@
                 <w:rFonts w:ascii="Times New Roman" w:hAnsi="Times New Roman"/>
                 <w:sz w:val="20"/>
               </w:rPr>
-              <w:t>—</w:t>
+              <w:t>+2.47</w:t>
             </w:r>
           </w:p>
         </w:tc>
@@ -748,7 +748,7 @@
                 <w:rFonts w:ascii="Times New Roman" w:hAnsi="Times New Roman"/>
                 <w:sz w:val="20"/>
               </w:rPr>
-              <w:t>—</w:t>
+              <w:t>+7.18</w:t>
             </w:r>
           </w:p>
         </w:tc>
@@ -762,7 +762,7 @@
                 <w:rFonts w:ascii="Times New Roman" w:hAnsi="Times New Roman"/>
                 <w:sz w:val="20"/>
               </w:rPr>
-              <w:t>—</w:t>
+              <w:t>-11.83</w:t>
             </w:r>
           </w:p>
         </w:tc>
@@ -1160,7 +1160,7 @@
                 <w:rFonts w:ascii="Times New Roman" w:hAnsi="Times New Roman"/>
                 <w:sz w:val="20"/>
               </w:rPr>
-              <w:t>\underline{-1.00}</w:t>
+              <w:t>-1.00</w:t>
             </w:r>
           </w:p>
         </w:tc>
@@ -1174,7 +1174,7 @@
                 <w:rFonts w:ascii="Times New Roman" w:hAnsi="Times New Roman"/>
                 <w:sz w:val="20"/>
               </w:rPr>
-              <w:t>\underline{-3.71}</w:t>
+              <w:t>-3.71</w:t>
             </w:r>
           </w:p>
         </w:tc>
@@ -1514,6 +1514,190 @@
                 <w:rFonts w:ascii="Times New Roman" w:hAnsi="Times New Roman"/>
                 <w:sz w:val="20"/>
               </w:rPr>
+              <w:t>GARCH-LSTM</w:t>
+            </w:r>
+          </w:p>
+        </w:tc>
+        <w:tc>
+          <w:tcPr>
+            <w:tcW w:type="dxa" w:w="665"/>
+          </w:tcPr>
+          <w:p>
+            <w:r>
+              <w:rPr>
+                <w:rFonts w:ascii="Times New Roman" w:hAnsi="Times New Roman"/>
+                <w:sz w:val="20"/>
+              </w:rPr>
+              <w:t>-2.88</w:t>
+            </w:r>
+          </w:p>
+        </w:tc>
+        <w:tc>
+          <w:tcPr>
+            <w:tcW w:type="dxa" w:w="665"/>
+          </w:tcPr>
+          <w:p>
+            <w:r>
+              <w:rPr>
+                <w:rFonts w:ascii="Times New Roman" w:hAnsi="Times New Roman"/>
+                <w:sz w:val="20"/>
+              </w:rPr>
+              <w:t>+4.82</w:t>
+            </w:r>
+          </w:p>
+        </w:tc>
+        <w:tc>
+          <w:tcPr>
+            <w:tcW w:type="dxa" w:w="665"/>
+          </w:tcPr>
+          <w:p>
+            <w:r>
+              <w:rPr>
+                <w:rFonts w:ascii="Times New Roman" w:hAnsi="Times New Roman"/>
+                <w:sz w:val="20"/>
+              </w:rPr>
+              <w:t>-6.31</w:t>
+            </w:r>
+          </w:p>
+        </w:tc>
+        <w:tc>
+          <w:tcPr>
+            <w:tcW w:type="dxa" w:w="665"/>
+          </w:tcPr>
+          <w:p>
+            <w:r>
+              <w:rPr>
+                <w:rFonts w:ascii="Times New Roman" w:hAnsi="Times New Roman"/>
+                <w:sz w:val="20"/>
+              </w:rPr>
+              <w:t>-7.92</w:t>
+            </w:r>
+          </w:p>
+        </w:tc>
+        <w:tc>
+          <w:tcPr>
+            <w:tcW w:type="dxa" w:w="665"/>
+          </w:tcPr>
+          <w:p>
+            <w:r>
+              <w:rPr>
+                <w:rFonts w:ascii="Times New Roman" w:hAnsi="Times New Roman"/>
+                <w:sz w:val="20"/>
+              </w:rPr>
+              <w:t>-2.88</w:t>
+            </w:r>
+          </w:p>
+        </w:tc>
+        <w:tc>
+          <w:tcPr>
+            <w:tcW w:type="dxa" w:w="665"/>
+          </w:tcPr>
+          <w:p>
+            <w:r>
+              <w:rPr>
+                <w:rFonts w:ascii="Times New Roman" w:hAnsi="Times New Roman"/>
+                <w:sz w:val="20"/>
+              </w:rPr>
+              <w:t>-0.28</w:t>
+            </w:r>
+          </w:p>
+        </w:tc>
+        <w:tc>
+          <w:tcPr>
+            <w:tcW w:type="dxa" w:w="665"/>
+          </w:tcPr>
+          <w:p>
+            <w:r>
+              <w:rPr>
+                <w:rFonts w:ascii="Times New Roman" w:hAnsi="Times New Roman"/>
+                <w:sz w:val="20"/>
+              </w:rPr>
+              <w:t>-0.22</w:t>
+            </w:r>
+          </w:p>
+        </w:tc>
+        <w:tc>
+          <w:tcPr>
+            <w:tcW w:type="dxa" w:w="665"/>
+          </w:tcPr>
+          <w:p>
+            <w:r>
+              <w:rPr>
+                <w:rFonts w:ascii="Times New Roman" w:hAnsi="Times New Roman"/>
+                <w:sz w:val="20"/>
+              </w:rPr>
+              <w:t>+5.20</w:t>
+            </w:r>
+          </w:p>
+        </w:tc>
+        <w:tc>
+          <w:tcPr>
+            <w:tcW w:type="dxa" w:w="665"/>
+          </w:tcPr>
+          <w:p>
+            <w:r>
+              <w:rPr>
+                <w:rFonts w:ascii="Times New Roman" w:hAnsi="Times New Roman"/>
+                <w:sz w:val="20"/>
+              </w:rPr>
+              <w:t>+0.73</w:t>
+            </w:r>
+          </w:p>
+        </w:tc>
+        <w:tc>
+          <w:tcPr>
+            <w:tcW w:type="dxa" w:w="665"/>
+          </w:tcPr>
+          <w:p>
+            <w:r>
+              <w:rPr>
+                <w:rFonts w:ascii="Times New Roman" w:hAnsi="Times New Roman"/>
+                <w:sz w:val="20"/>
+              </w:rPr>
+              <w:t>-4.94</w:t>
+            </w:r>
+          </w:p>
+        </w:tc>
+        <w:tc>
+          <w:tcPr>
+            <w:tcW w:type="dxa" w:w="665"/>
+          </w:tcPr>
+          <w:p>
+            <w:r>
+              <w:rPr>
+                <w:rFonts w:ascii="Times New Roman" w:hAnsi="Times New Roman"/>
+                <w:sz w:val="20"/>
+              </w:rPr>
+              <w:t>+4.17</w:t>
+            </w:r>
+          </w:p>
+        </w:tc>
+        <w:tc>
+          <w:tcPr>
+            <w:tcW w:type="dxa" w:w="665"/>
+          </w:tcPr>
+          <w:p>
+            <w:r>
+              <w:rPr>
+                <w:rFonts w:ascii="Times New Roman" w:hAnsi="Times New Roman"/>
+                <w:sz w:val="20"/>
+              </w:rPr>
+              <w:t>-8.34</w:t>
+            </w:r>
+          </w:p>
+        </w:tc>
+      </w:tr>
+      <w:tr>
+        <w:tc>
+          <w:tcPr>
+            <w:tcW w:type="dxa" w:w="665"/>
+          </w:tcPr>
+          <w:p>
+            <w:r>
+              <w:rPr>
+                <w:rFonts w:ascii="Times New Roman" w:hAnsi="Times New Roman"/>
+                <w:sz w:val="20"/>
+              </w:rPr>
               <w:t>GJR-GARCH(1,1)</w:t>
             </w:r>
           </w:p>
@@ -1528,7 +1712,7 @@
                 <w:rFonts w:ascii="Times New Roman" w:hAnsi="Times New Roman"/>
                 <w:sz w:val="20"/>
               </w:rPr>
-              <w:t>\underline{+0.63}</w:t>
+              <w:t>+0.63</w:t>
             </w:r>
           </w:p>
         </w:tc>
@@ -1542,7 +1726,7 @@
                 <w:rFonts w:ascii="Times New Roman" w:hAnsi="Times New Roman"/>
                 <w:sz w:val="20"/>
               </w:rPr>
-              <w:t>\underline{-3.06}</w:t>
+              <w:t>-3.06</w:t>
             </w:r>
           </w:p>
         </w:tc>
@@ -1740,7 +1924,7 @@
                 <w:rFonts w:ascii="Times New Roman" w:hAnsi="Times New Roman"/>
                 <w:sz w:val="20"/>
               </w:rPr>
-              <w:t>-2.21</w:t>
+              <w:t>\textbf{-2.21}</w:t>
             </w:r>
           </w:p>
         </w:tc>
@@ -1754,7 +1938,7 @@
                 <w:rFonts w:ascii="Times New Roman" w:hAnsi="Times New Roman"/>
                 <w:sz w:val="20"/>
               </w:rPr>
-              <w:t>+5.54</w:t>
+              <w:t>\textbf{+5.54}</w:t>
             </w:r>
           </w:p>
         </w:tc>
@@ -1952,7 +2136,7 @@
                 <w:rFonts w:ascii="Times New Roman" w:hAnsi="Times New Roman"/>
                 <w:sz w:val="20"/>
               </w:rPr>
-              <w:t>\underline{+0.74}</w:t>
+              <w:t>+0.74</w:t>
             </w:r>
           </w:p>
         </w:tc>
@@ -1966,7 +2150,7 @@
                 <w:rFonts w:ascii="Times New Roman" w:hAnsi="Times New Roman"/>
                 <w:sz w:val="20"/>
               </w:rPr>
-              <w:t>\underline{+10.90}</w:t>
+              <w:t>+10.90</w:t>
             </w:r>
           </w:p>
         </w:tc>
@@ -2008,7 +2192,7 @@
                 <w:rFonts w:ascii="Times New Roman" w:hAnsi="Times New Roman"/>
                 <w:sz w:val="20"/>
               </w:rPr>
-              <w:t>—</w:t>
+              <w:t>+2.00</w:t>
             </w:r>
           </w:p>
         </w:tc>
@@ -2022,7 +2206,7 @@
                 <w:rFonts w:ascii="Times New Roman" w:hAnsi="Times New Roman"/>
                 <w:sz w:val="20"/>
               </w:rPr>
-              <w:t>—</w:t>
+              <w:t>-7.05</w:t>
             </w:r>
           </w:p>
         </w:tc>
@@ -2036,7 +2220,7 @@
                 <w:rFonts w:ascii="Times New Roman" w:hAnsi="Times New Roman"/>
                 <w:sz w:val="20"/>
               </w:rPr>
-              <w:t>—</w:t>
+              <w:t>+7.76</w:t>
             </w:r>
           </w:p>
         </w:tc>
@@ -2050,7 +2234,7 @@
                 <w:rFonts w:ascii="Times New Roman" w:hAnsi="Times New Roman"/>
                 <w:sz w:val="20"/>
               </w:rPr>
-              <w:t>—</w:t>
+              <w:t>-11.96</w:t>
             </w:r>
           </w:p>
         </w:tc>
@@ -2080,7 +2264,7 @@
                 <w:rFonts w:ascii="Times New Roman" w:hAnsi="Times New Roman"/>
                 <w:sz w:val="20"/>
               </w:rPr>
-              <w:t>\underline{-4.24}</w:t>
+              <w:t>-4.24</w:t>
             </w:r>
           </w:p>
         </w:tc>
@@ -2094,7 +2278,7 @@
                 <w:rFonts w:ascii="Times New Roman" w:hAnsi="Times New Roman"/>
                 <w:sz w:val="20"/>
               </w:rPr>
-              <w:t>\underline{-2.60}</w:t>
+              <w:t>-2.60</w:t>
             </w:r>
           </w:p>
         </w:tc>
@@ -2192,7 +2376,7 @@
                 <w:rFonts w:ascii="Times New Roman" w:hAnsi="Times New Roman"/>
                 <w:sz w:val="20"/>
               </w:rPr>
-              <w:t>—</w:t>
+              <w:t>-0.33</w:t>
             </w:r>
           </w:p>
         </w:tc>
@@ -2206,7 +2390,7 @@
                 <w:rFonts w:ascii="Times New Roman" w:hAnsi="Times New Roman"/>
                 <w:sz w:val="20"/>
               </w:rPr>
-              <w:t>—</w:t>
+              <w:t>-9.47</w:t>
             </w:r>
           </w:p>
         </w:tc>
@@ -2220,7 +2404,7 @@
                 <w:rFonts w:ascii="Times New Roman" w:hAnsi="Times New Roman"/>
                 <w:sz w:val="20"/>
               </w:rPr>
-              <w:t>—</w:t>
+              <w:t>+4.83</w:t>
             </w:r>
           </w:p>
         </w:tc>
@@ -2234,191 +2418,7 @@
                 <w:rFonts w:ascii="Times New Roman" w:hAnsi="Times New Roman"/>
                 <w:sz w:val="20"/>
               </w:rPr>
-              <w:t>—</w:t>
-            </w:r>
-          </w:p>
-        </w:tc>
-      </w:tr>
-      <w:tr>
-        <w:tc>
-          <w:tcPr>
-            <w:tcW w:type="dxa" w:w="665"/>
-          </w:tcPr>
-          <w:p>
-            <w:r>
-              <w:rPr>
-                <w:rFonts w:ascii="Times New Roman" w:hAnsi="Times New Roman"/>
-                <w:sz w:val="20"/>
-              </w:rPr>
-              <w:t>LSTM-SSE-t-Student</w:t>
-            </w:r>
-          </w:p>
-        </w:tc>
-        <w:tc>
-          <w:tcPr>
-            <w:tcW w:type="dxa" w:w="665"/>
-          </w:tcPr>
-          <w:p>
-            <w:r>
-              <w:rPr>
-                <w:rFonts w:ascii="Times New Roman" w:hAnsi="Times New Roman"/>
-                <w:sz w:val="20"/>
-              </w:rPr>
-              <w:t>+0.24</w:t>
-            </w:r>
-          </w:p>
-        </w:tc>
-        <w:tc>
-          <w:tcPr>
-            <w:tcW w:type="dxa" w:w="665"/>
-          </w:tcPr>
-          <w:p>
-            <w:r>
-              <w:rPr>
-                <w:rFonts w:ascii="Times New Roman" w:hAnsi="Times New Roman"/>
-                <w:sz w:val="20"/>
-              </w:rPr>
-              <w:t>+10.67</w:t>
-            </w:r>
-          </w:p>
-        </w:tc>
-        <w:tc>
-          <w:tcPr>
-            <w:tcW w:type="dxa" w:w="665"/>
-          </w:tcPr>
-          <w:p>
-            <w:r>
-              <w:rPr>
-                <w:rFonts w:ascii="Times New Roman" w:hAnsi="Times New Roman"/>
-                <w:sz w:val="20"/>
-              </w:rPr>
-              <w:t>-5.49</w:t>
-            </w:r>
-          </w:p>
-        </w:tc>
-        <w:tc>
-          <w:tcPr>
-            <w:tcW w:type="dxa" w:w="665"/>
-          </w:tcPr>
-          <w:p>
-            <w:r>
-              <w:rPr>
-                <w:rFonts w:ascii="Times New Roman" w:hAnsi="Times New Roman"/>
-                <w:sz w:val="20"/>
-              </w:rPr>
-              <w:t>-5.19</w:t>
-            </w:r>
-          </w:p>
-        </w:tc>
-        <w:tc>
-          <w:tcPr>
-            <w:tcW w:type="dxa" w:w="665"/>
-          </w:tcPr>
-          <w:p>
-            <w:r>
-              <w:rPr>
-                <w:rFonts w:ascii="Times New Roman" w:hAnsi="Times New Roman"/>
-                <w:sz w:val="20"/>
-              </w:rPr>
-              <w:t>+9.14</w:t>
-            </w:r>
-          </w:p>
-        </w:tc>
-        <w:tc>
-          <w:tcPr>
-            <w:tcW w:type="dxa" w:w="665"/>
-          </w:tcPr>
-          <w:p>
-            <w:r>
-              <w:rPr>
-                <w:rFonts w:ascii="Times New Roman" w:hAnsi="Times New Roman"/>
-                <w:sz w:val="20"/>
-              </w:rPr>
-              <w:t>+24.29</w:t>
-            </w:r>
-          </w:p>
-        </w:tc>
-        <w:tc>
-          <w:tcPr>
-            <w:tcW w:type="dxa" w:w="665"/>
-          </w:tcPr>
-          <w:p>
-            <w:r>
-              <w:rPr>
-                <w:rFonts w:ascii="Times New Roman" w:hAnsi="Times New Roman"/>
-                <w:sz w:val="20"/>
-              </w:rPr>
-              <w:t>+7.54</w:t>
-            </w:r>
-          </w:p>
-        </w:tc>
-        <w:tc>
-          <w:tcPr>
-            <w:tcW w:type="dxa" w:w="665"/>
-          </w:tcPr>
-          <w:p>
-            <w:r>
-              <w:rPr>
-                <w:rFonts w:ascii="Times New Roman" w:hAnsi="Times New Roman"/>
-                <w:sz w:val="20"/>
-              </w:rPr>
-              <w:t>+29.17</w:t>
-            </w:r>
-          </w:p>
-        </w:tc>
-        <w:tc>
-          <w:tcPr>
-            <w:tcW w:type="dxa" w:w="665"/>
-          </w:tcPr>
-          <w:p>
-            <w:r>
-              <w:rPr>
-                <w:rFonts w:ascii="Times New Roman" w:hAnsi="Times New Roman"/>
-                <w:sz w:val="20"/>
-              </w:rPr>
-              <w:t>+4.30</w:t>
-            </w:r>
-          </w:p>
-        </w:tc>
-        <w:tc>
-          <w:tcPr>
-            <w:tcW w:type="dxa" w:w="665"/>
-          </w:tcPr>
-          <w:p>
-            <w:r>
-              <w:rPr>
-                <w:rFonts w:ascii="Times New Roman" w:hAnsi="Times New Roman"/>
-                <w:sz w:val="20"/>
-              </w:rPr>
-              <w:t>-11.38</w:t>
-            </w:r>
-          </w:p>
-        </w:tc>
-        <w:tc>
-          <w:tcPr>
-            <w:tcW w:type="dxa" w:w="665"/>
-          </w:tcPr>
-          <w:p>
-            <w:r>
-              <w:rPr>
-                <w:rFonts w:ascii="Times New Roman" w:hAnsi="Times New Roman"/>
-                <w:sz w:val="20"/>
-              </w:rPr>
-              <w:t>+5.38</w:t>
-            </w:r>
-          </w:p>
-        </w:tc>
-        <w:tc>
-          <w:tcPr>
-            <w:tcW w:type="dxa" w:w="665"/>
-          </w:tcPr>
-          <w:p>
-            <w:r>
-              <w:rPr>
-                <w:rFonts w:ascii="Times New Roman" w:hAnsi="Times New Roman"/>
-                <w:sz w:val="20"/>
-              </w:rPr>
-              <w:t>-11.98</w:t>
+              <w:t>-9.79</w:t>
             </w:r>
           </w:p>
         </w:tc>
@@ -2504,7 +2504,7 @@
                 <w:rFonts w:ascii="Times New Roman" w:hAnsi="Times New Roman"/>
                 <w:sz w:val="20"/>
               </w:rPr>
-              <w:t>+103.50</w:t>
+              <w:t>\textbf{+103.50}</w:t>
             </w:r>
           </w:p>
         </w:tc>
@@ -2518,7 +2518,7 @@
                 <w:rFonts w:ascii="Times New Roman" w:hAnsi="Times New Roman"/>
                 <w:sz w:val="20"/>
               </w:rPr>
-              <w:t>+44.43</w:t>
+              <w:t>\textbf{+44.43}</w:t>
             </w:r>
           </w:p>
         </w:tc>
@@ -2532,7 +2532,7 @@
                 <w:rFonts w:ascii="Times New Roman" w:hAnsi="Times New Roman"/>
                 <w:sz w:val="20"/>
               </w:rPr>
-              <w:t>+97.16</w:t>
+              <w:t>\textbf{+97.16}</w:t>
             </w:r>
           </w:p>
         </w:tc>
@@ -2546,7 +2546,7 @@
                 <w:rFonts w:ascii="Times New Roman" w:hAnsi="Times New Roman"/>
                 <w:sz w:val="20"/>
               </w:rPr>
-              <w:t>+57.09</w:t>
+              <w:t>\textbf{+57.09}</w:t>
             </w:r>
           </w:p>
         </w:tc>
@@ -2560,7 +2560,7 @@
                 <w:rFonts w:ascii="Times New Roman" w:hAnsi="Times New Roman"/>
                 <w:sz w:val="20"/>
               </w:rPr>
-              <w:t>—</w:t>
+              <w:t>+3.84</w:t>
             </w:r>
           </w:p>
         </w:tc>
@@ -2574,7 +2574,7 @@
                 <w:rFonts w:ascii="Times New Roman" w:hAnsi="Times New Roman"/>
                 <w:sz w:val="20"/>
               </w:rPr>
-              <w:t>—</w:t>
+              <w:t>-12.74</w:t>
             </w:r>
           </w:p>
         </w:tc>
@@ -2588,7 +2588,7 @@
                 <w:rFonts w:ascii="Times New Roman" w:hAnsi="Times New Roman"/>
                 <w:sz w:val="20"/>
               </w:rPr>
-              <w:t>—</w:t>
+              <w:t>\textbf{+13.51}</w:t>
             </w:r>
           </w:p>
         </w:tc>
@@ -2602,7 +2602,7 @@
                 <w:rFonts w:ascii="Times New Roman" w:hAnsi="Times New Roman"/>
                 <w:sz w:val="20"/>
               </w:rPr>
-              <w:t>—</w:t>
+              <w:t>\textbf{+12.80}</w:t>
             </w:r>
           </w:p>
         </w:tc>
@@ -2744,7 +2744,7 @@
                 <w:rFonts w:ascii="Times New Roman" w:hAnsi="Times New Roman"/>
                 <w:sz w:val="20"/>
               </w:rPr>
-              <w:t>—</w:t>
+              <w:t>+105.56</w:t>
             </w:r>
           </w:p>
         </w:tc>
@@ -2758,7 +2758,7 @@
                 <w:rFonts w:ascii="Times New Roman" w:hAnsi="Times New Roman"/>
                 <w:sz w:val="20"/>
               </w:rPr>
-              <w:t>—</w:t>
+              <w:t>+12.11</w:t>
             </w:r>
           </w:p>
         </w:tc>
@@ -2772,7 +2772,7 @@
                 <w:rFonts w:ascii="Times New Roman" w:hAnsi="Times New Roman"/>
                 <w:sz w:val="20"/>
               </w:rPr>
-              <w:t>—</w:t>
+              <w:t>\textbf{+565.82}</w:t>
             </w:r>
           </w:p>
         </w:tc>
@@ -2786,7 +2786,7 @@
                 <w:rFonts w:ascii="Times New Roman" w:hAnsi="Times New Roman"/>
                 <w:sz w:val="20"/>
               </w:rPr>
-              <w:t>—</w:t>
+              <w:t>\textbf{+38.85}</w:t>
             </w:r>
           </w:p>
         </w:tc>
@@ -2872,7 +2872,7 @@
                 <w:rFonts w:ascii="Times New Roman" w:hAnsi="Times New Roman"/>
                 <w:sz w:val="20"/>
               </w:rPr>
-              <w:t>\underline{-8.07}</w:t>
+              <w:t>-8.07</w:t>
             </w:r>
           </w:p>
         </w:tc>
@@ -2886,7 +2886,7 @@
                 <w:rFonts w:ascii="Times New Roman" w:hAnsi="Times New Roman"/>
                 <w:sz w:val="20"/>
               </w:rPr>
-              <w:t>\underline{-2.45}</w:t>
+              <w:t>-2.45</w:t>
             </w:r>
           </w:p>
         </w:tc>
@@ -2928,7 +2928,7 @@
                 <w:rFonts w:ascii="Times New Roman" w:hAnsi="Times New Roman"/>
                 <w:sz w:val="20"/>
               </w:rPr>
-              <w:t>—</w:t>
+              <w:t>\textbf{+5.96}</w:t>
             </w:r>
           </w:p>
         </w:tc>
@@ -2942,7 +2942,7 @@
                 <w:rFonts w:ascii="Times New Roman" w:hAnsi="Times New Roman"/>
                 <w:sz w:val="20"/>
               </w:rPr>
-              <w:t>—</w:t>
+              <w:t>\textbf{-2.23}</w:t>
             </w:r>
           </w:p>
         </w:tc>
@@ -2956,7 +2956,7 @@
                 <w:rFonts w:ascii="Times New Roman" w:hAnsi="Times New Roman"/>
                 <w:sz w:val="20"/>
               </w:rPr>
-              <w:t>—</w:t>
+              <w:t>+6.29</w:t>
             </w:r>
           </w:p>
         </w:tc>
@@ -2970,7 +2970,7 @@
                 <w:rFonts w:ascii="Times New Roman" w:hAnsi="Times New Roman"/>
                 <w:sz w:val="20"/>
               </w:rPr>
-              <w:t>—</w:t>
+              <w:t>-11.08</w:t>
             </w:r>
           </w:p>
         </w:tc>
@@ -3000,7 +3000,7 @@
                 <w:rFonts w:ascii="Times New Roman" w:hAnsi="Times New Roman"/>
                 <w:sz w:val="20"/>
               </w:rPr>
-              <w:t>\underline{-4.14}</w:t>
+              <w:t>-4.14</w:t>
             </w:r>
           </w:p>
         </w:tc>
@@ -3014,7 +3014,7 @@
                 <w:rFonts w:ascii="Times New Roman" w:hAnsi="Times New Roman"/>
                 <w:sz w:val="20"/>
               </w:rPr>
-              <w:t>\underline{+1.75}</w:t>
+              <w:t>+1.75</w:t>
             </w:r>
           </w:p>
         </w:tc>
@@ -3056,7 +3056,7 @@
                 <w:rFonts w:ascii="Times New Roman" w:hAnsi="Times New Roman"/>
                 <w:sz w:val="20"/>
               </w:rPr>
-              <w:t>\underline{-6.52}</w:t>
+              <w:t>-6.52</w:t>
             </w:r>
           </w:p>
         </w:tc>
@@ -3070,7 +3070,7 @@
                 <w:rFonts w:ascii="Times New Roman" w:hAnsi="Times New Roman"/>
                 <w:sz w:val="20"/>
               </w:rPr>
-              <w:t>\underline{-3.88}</w:t>
+              <w:t>-3.88</w:t>
             </w:r>
           </w:p>
         </w:tc>
@@ -3112,7 +3112,7 @@
                 <w:rFonts w:ascii="Times New Roman" w:hAnsi="Times New Roman"/>
                 <w:sz w:val="20"/>
               </w:rPr>
-              <w:t>—</w:t>
+              <w:t>+4.32</w:t>
             </w:r>
           </w:p>
         </w:tc>
@@ -3126,7 +3126,7 @@
                 <w:rFonts w:ascii="Times New Roman" w:hAnsi="Times New Roman"/>
                 <w:sz w:val="20"/>
               </w:rPr>
-              <w:t>—</w:t>
+              <w:t>-4.89</w:t>
             </w:r>
           </w:p>
         </w:tc>
@@ -3140,7 +3140,7 @@
                 <w:rFonts w:ascii="Times New Roman" w:hAnsi="Times New Roman"/>
                 <w:sz w:val="20"/>
               </w:rPr>
-              <w:t>—</w:t>
+              <w:t>+2.49</w:t>
             </w:r>
           </w:p>
         </w:tc>
@@ -3154,7 +3154,7 @@
                 <w:rFonts w:ascii="Times New Roman" w:hAnsi="Times New Roman"/>
                 <w:sz w:val="20"/>
               </w:rPr>
-              <w:t>—</w:t>
+              <w:t>-8.87</w:t>
             </w:r>
           </w:p>
         </w:tc>

--- a/outputs/tables/Table8_CrossMarket_Summary.docx
+++ b/outputs/tables/Table8_CrossMarket_Summary.docx
@@ -36,6 +36,110 @@
           <w:tcPr>
             <w:tcW w:type="dxa" w:w="665"/>
           </w:tcPr>
+          <w:p/>
+        </w:tc>
+        <w:tc>
+          <w:tcPr>
+            <w:tcW w:type="dxa" w:w="1330"/>
+            <w:gridSpan w:val="2"/>
+          </w:tcPr>
+          <w:p>
+            <w:r>
+              <w:rPr>
+                <w:rFonts w:ascii="Times New Roman" w:hAnsi="Times New Roman"/>
+                <w:b/>
+                <w:sz w:val="20"/>
+              </w:rPr>
+              <w:t>BTC-USD</w:t>
+            </w:r>
+          </w:p>
+        </w:tc>
+        <w:tc>
+          <w:tcPr>
+            <w:tcW w:type="dxa" w:w="1330"/>
+            <w:gridSpan w:val="2"/>
+          </w:tcPr>
+          <w:p>
+            <w:r>
+              <w:rPr>
+                <w:rFonts w:ascii="Times New Roman" w:hAnsi="Times New Roman"/>
+                <w:b/>
+                <w:sz w:val="20"/>
+              </w:rPr>
+              <w:t>ETH-USD</w:t>
+            </w:r>
+          </w:p>
+        </w:tc>
+        <w:tc>
+          <w:tcPr>
+            <w:tcW w:type="dxa" w:w="1330"/>
+            <w:gridSpan w:val="2"/>
+          </w:tcPr>
+          <w:p>
+            <w:r>
+              <w:rPr>
+                <w:rFonts w:ascii="Times New Roman" w:hAnsi="Times New Roman"/>
+                <w:b/>
+                <w:sz w:val="20"/>
+              </w:rPr>
+              <w:t>DJIA</w:t>
+            </w:r>
+          </w:p>
+        </w:tc>
+        <w:tc>
+          <w:tcPr>
+            <w:tcW w:type="dxa" w:w="1330"/>
+            <w:gridSpan w:val="2"/>
+          </w:tcPr>
+          <w:p>
+            <w:r>
+              <w:rPr>
+                <w:rFonts w:ascii="Times New Roman" w:hAnsi="Times New Roman"/>
+                <w:b/>
+                <w:sz w:val="20"/>
+              </w:rPr>
+              <w:t>SP500</w:t>
+            </w:r>
+          </w:p>
+        </w:tc>
+        <w:tc>
+          <w:tcPr>
+            <w:tcW w:type="dxa" w:w="1330"/>
+            <w:gridSpan w:val="2"/>
+          </w:tcPr>
+          <w:p>
+            <w:r>
+              <w:rPr>
+                <w:rFonts w:ascii="Times New Roman" w:hAnsi="Times New Roman"/>
+                <w:b/>
+                <w:sz w:val="20"/>
+              </w:rPr>
+              <w:t>GOLD</w:t>
+            </w:r>
+          </w:p>
+        </w:tc>
+        <w:tc>
+          <w:tcPr>
+            <w:tcW w:type="dxa" w:w="1330"/>
+            <w:gridSpan w:val="2"/>
+          </w:tcPr>
+          <w:p>
+            <w:r>
+              <w:rPr>
+                <w:rFonts w:ascii="Times New Roman" w:hAnsi="Times New Roman"/>
+                <w:b/>
+                <w:sz w:val="20"/>
+              </w:rPr>
+              <w:t>OIL</w:t>
+            </w:r>
+          </w:p>
+        </w:tc>
+      </w:tr>
+      <w:tr>
+        <w:tc>
+          <w:tcPr>
+            <w:tcW w:type="dxa" w:w="665"/>
+          </w:tcPr>
           <w:p>
             <w:r>
               <w:rPr>
@@ -56,7 +160,7 @@
                 <w:rFonts w:ascii="Times New Roman" w:hAnsi="Times New Roman"/>
                 <w:sz w:val="20"/>
               </w:rPr>
-              <w:t>('BTC-USD', 'Δ%MSE')</w:t>
+              <w:t>Δ%MSE</w:t>
             </w:r>
           </w:p>
         </w:tc>
@@ -70,7 +174,7 @@
                 <w:rFonts w:ascii="Times New Roman" w:hAnsi="Times New Roman"/>
                 <w:sz w:val="20"/>
               </w:rPr>
-              <w:t>('BTC-USD', 'Δ%MAE')</w:t>
+              <w:t>Δ%MAE</w:t>
             </w:r>
           </w:p>
         </w:tc>
@@ -84,7 +188,7 @@
                 <w:rFonts w:ascii="Times New Roman" w:hAnsi="Times New Roman"/>
                 <w:sz w:val="20"/>
               </w:rPr>
-              <w:t>('ETH-USD', 'Δ%MSE')</w:t>
+              <w:t>Δ%MSE</w:t>
             </w:r>
           </w:p>
         </w:tc>
@@ -98,7 +202,7 @@
                 <w:rFonts w:ascii="Times New Roman" w:hAnsi="Times New Roman"/>
                 <w:sz w:val="20"/>
               </w:rPr>
-              <w:t>('ETH-USD', 'Δ%MAE')</w:t>
+              <w:t>Δ%MAE</w:t>
             </w:r>
           </w:p>
         </w:tc>
@@ -112,7 +216,7 @@
                 <w:rFonts w:ascii="Times New Roman" w:hAnsi="Times New Roman"/>
                 <w:sz w:val="20"/>
               </w:rPr>
-              <w:t>('DJIA', 'Δ%MSE')</w:t>
+              <w:t>Δ%MSE</w:t>
             </w:r>
           </w:p>
         </w:tc>
@@ -126,7 +230,7 @@
                 <w:rFonts w:ascii="Times New Roman" w:hAnsi="Times New Roman"/>
                 <w:sz w:val="20"/>
               </w:rPr>
-              <w:t>('DJIA', 'Δ%MAE')</w:t>
+              <w:t>Δ%MAE</w:t>
             </w:r>
           </w:p>
         </w:tc>
@@ -140,7 +244,7 @@
                 <w:rFonts w:ascii="Times New Roman" w:hAnsi="Times New Roman"/>
                 <w:sz w:val="20"/>
               </w:rPr>
-              <w:t>('SP500', 'Δ%MSE')</w:t>
+              <w:t>Δ%MSE</w:t>
             </w:r>
           </w:p>
         </w:tc>
@@ -154,7 +258,7 @@
                 <w:rFonts w:ascii="Times New Roman" w:hAnsi="Times New Roman"/>
                 <w:sz w:val="20"/>
               </w:rPr>
-              <w:t>('SP500', 'Δ%MAE')</w:t>
+              <w:t>Δ%MAE</w:t>
             </w:r>
           </w:p>
         </w:tc>
@@ -168,7 +272,7 @@
                 <w:rFonts w:ascii="Times New Roman" w:hAnsi="Times New Roman"/>
                 <w:sz w:val="20"/>
               </w:rPr>
-              <w:t>('GOLD', 'Δ%MSE')</w:t>
+              <w:t>Δ%MSE</w:t>
             </w:r>
           </w:p>
         </w:tc>
@@ -182,7 +286,7 @@
                 <w:rFonts w:ascii="Times New Roman" w:hAnsi="Times New Roman"/>
                 <w:sz w:val="20"/>
               </w:rPr>
-              <w:t>('GOLD', 'Δ%MAE')</w:t>
+              <w:t>Δ%MAE</w:t>
             </w:r>
           </w:p>
         </w:tc>
@@ -196,7 +300,7 @@
                 <w:rFonts w:ascii="Times New Roman" w:hAnsi="Times New Roman"/>
                 <w:sz w:val="20"/>
               </w:rPr>
-              <w:t>('OIL', 'Δ%MSE')</w:t>
+              <w:t>Δ%MSE</w:t>
             </w:r>
           </w:p>
         </w:tc>
@@ -210,7 +314,7 @@
                 <w:rFonts w:ascii="Times New Roman" w:hAnsi="Times New Roman"/>
                 <w:sz w:val="20"/>
               </w:rPr>
-              <w:t>('OIL', 'Δ%MAE')</w:t>
+              <w:t>Δ%MAE</w:t>
             </w:r>
           </w:p>
         </w:tc>

--- a/outputs/tables/Table8_CrossMarket_Summary.docx
+++ b/outputs/tables/Table8_CrossMarket_Summary.docx
@@ -499,190 +499,6 @@
                 <w:sz w:val="20"/>
               </w:rPr>
               <w:t>+4.44</w:t>
-            </w:r>
-          </w:p>
-        </w:tc>
-      </w:tr>
-      <w:tr>
-        <w:tc>
-          <w:tcPr>
-            <w:tcW w:type="dxa" w:w="665"/>
-          </w:tcPr>
-          <w:p>
-            <w:r>
-              <w:rPr>
-                <w:rFonts w:ascii="Times New Roman" w:hAnsi="Times New Roman"/>
-                <w:sz w:val="20"/>
-              </w:rPr>
-              <w:t>ARCH-LSTM</w:t>
-            </w:r>
-          </w:p>
-        </w:tc>
-        <w:tc>
-          <w:tcPr>
-            <w:tcW w:type="dxa" w:w="665"/>
-          </w:tcPr>
-          <w:p>
-            <w:r>
-              <w:rPr>
-                <w:rFonts w:ascii="Times New Roman" w:hAnsi="Times New Roman"/>
-                <w:sz w:val="20"/>
-              </w:rPr>
-              <w:t>\textbf{-6.60}</w:t>
-            </w:r>
-          </w:p>
-        </w:tc>
-        <w:tc>
-          <w:tcPr>
-            <w:tcW w:type="dxa" w:w="665"/>
-          </w:tcPr>
-          <w:p>
-            <w:r>
-              <w:rPr>
-                <w:rFonts w:ascii="Times New Roman" w:hAnsi="Times New Roman"/>
-                <w:sz w:val="20"/>
-              </w:rPr>
-              <w:t>\textbf{+17.68}</w:t>
-            </w:r>
-          </w:p>
-        </w:tc>
-        <w:tc>
-          <w:tcPr>
-            <w:tcW w:type="dxa" w:w="665"/>
-          </w:tcPr>
-          <w:p>
-            <w:r>
-              <w:rPr>
-                <w:rFonts w:ascii="Times New Roman" w:hAnsi="Times New Roman"/>
-                <w:sz w:val="20"/>
-              </w:rPr>
-              <w:t>\textbf{-2.50}</w:t>
-            </w:r>
-          </w:p>
-        </w:tc>
-        <w:tc>
-          <w:tcPr>
-            <w:tcW w:type="dxa" w:w="665"/>
-          </w:tcPr>
-          <w:p>
-            <w:r>
-              <w:rPr>
-                <w:rFonts w:ascii="Times New Roman" w:hAnsi="Times New Roman"/>
-                <w:sz w:val="20"/>
-              </w:rPr>
-              <w:t>\textbf{+1.38}</w:t>
-            </w:r>
-          </w:p>
-        </w:tc>
-        <w:tc>
-          <w:tcPr>
-            <w:tcW w:type="dxa" w:w="665"/>
-          </w:tcPr>
-          <w:p>
-            <w:r>
-              <w:rPr>
-                <w:rFonts w:ascii="Times New Roman" w:hAnsi="Times New Roman"/>
-                <w:sz w:val="20"/>
-              </w:rPr>
-              <w:t>-0.48</w:t>
-            </w:r>
-          </w:p>
-        </w:tc>
-        <w:tc>
-          <w:tcPr>
-            <w:tcW w:type="dxa" w:w="665"/>
-          </w:tcPr>
-          <w:p>
-            <w:r>
-              <w:rPr>
-                <w:rFonts w:ascii="Times New Roman" w:hAnsi="Times New Roman"/>
-                <w:sz w:val="20"/>
-              </w:rPr>
-              <w:t>+2.10</w:t>
-            </w:r>
-          </w:p>
-        </w:tc>
-        <w:tc>
-          <w:tcPr>
-            <w:tcW w:type="dxa" w:w="665"/>
-          </w:tcPr>
-          <w:p>
-            <w:r>
-              <w:rPr>
-                <w:rFonts w:ascii="Times New Roman" w:hAnsi="Times New Roman"/>
-                <w:sz w:val="20"/>
-              </w:rPr>
-              <w:t>+5.12</w:t>
-            </w:r>
-          </w:p>
-        </w:tc>
-        <w:tc>
-          <w:tcPr>
-            <w:tcW w:type="dxa" w:w="665"/>
-          </w:tcPr>
-          <w:p>
-            <w:r>
-              <w:rPr>
-                <w:rFonts w:ascii="Times New Roman" w:hAnsi="Times New Roman"/>
-                <w:sz w:val="20"/>
-              </w:rPr>
-              <w:t>+12.26</w:t>
-            </w:r>
-          </w:p>
-        </w:tc>
-        <w:tc>
-          <w:tcPr>
-            <w:tcW w:type="dxa" w:w="665"/>
-          </w:tcPr>
-          <w:p>
-            <w:r>
-              <w:rPr>
-                <w:rFonts w:ascii="Times New Roman" w:hAnsi="Times New Roman"/>
-                <w:sz w:val="20"/>
-              </w:rPr>
-              <w:t>+10.41</w:t>
-            </w:r>
-          </w:p>
-        </w:tc>
-        <w:tc>
-          <w:tcPr>
-            <w:tcW w:type="dxa" w:w="665"/>
-          </w:tcPr>
-          <w:p>
-            <w:r>
-              <w:rPr>
-                <w:rFonts w:ascii="Times New Roman" w:hAnsi="Times New Roman"/>
-                <w:sz w:val="20"/>
-              </w:rPr>
-              <w:t>+0.42</w:t>
-            </w:r>
-          </w:p>
-        </w:tc>
-        <w:tc>
-          <w:tcPr>
-            <w:tcW w:type="dxa" w:w="665"/>
-          </w:tcPr>
-          <w:p>
-            <w:r>
-              <w:rPr>
-                <w:rFonts w:ascii="Times New Roman" w:hAnsi="Times New Roman"/>
-                <w:sz w:val="20"/>
-              </w:rPr>
-              <w:t>+12.23</w:t>
-            </w:r>
-          </w:p>
-        </w:tc>
-        <w:tc>
-          <w:tcPr>
-            <w:tcW w:type="dxa" w:w="665"/>
-          </w:tcPr>
-          <w:p>
-            <w:r>
-              <w:rPr>
-                <w:rFonts w:ascii="Times New Roman" w:hAnsi="Times New Roman"/>
-                <w:sz w:val="20"/>
-              </w:rPr>
-              <w:t>-6.75</w:t>
             </w:r>
           </w:p>
         </w:tc>
@@ -1618,7 +1434,7 @@
                 <w:rFonts w:ascii="Times New Roman" w:hAnsi="Times New Roman"/>
                 <w:sz w:val="20"/>
               </w:rPr>
-              <w:t>GARCH-LSTM</w:t>
+              <w:t>LSTM-SSE-t-Student</w:t>
             </w:r>
           </w:p>
         </w:tc>
